--- a/Docs/baocao.docx
+++ b/Docs/baocao.docx
@@ -1288,6 +1288,7 @@
         <w:rPr>
           <w:sz w:val="26"/>
         </w:rPr>
+        <w:lastRenderedPageBreak/>
         <w:t>LỜI CẢM ƠN</w:t>
       </w:r>
       <w:bookmarkEnd w:id="10"/>
@@ -1419,9 +1420,9 @@
       <w:bookmarkStart w:id="20" w:name="_Toc167497871"/>
       <w:bookmarkStart w:id="21" w:name="_Toc162016407"/>
     </w:p>
-    <w:bookmarkStart w:id="22" w:name="_Toc241409925" w:displacedByCustomXml="next"/>
+    <w:bookmarkStart w:id="22" w:name="_Toc218194634" w:displacedByCustomXml="next"/>
     <w:bookmarkStart w:id="23" w:name="_Toc241409084" w:displacedByCustomXml="next"/>
-    <w:bookmarkStart w:id="24" w:name="_Toc218194634" w:displacedByCustomXml="next"/>
+    <w:bookmarkStart w:id="24" w:name="_Toc241409925" w:displacedByCustomXml="next"/>
     <w:sdt>
       <w:sdtPr>
         <w:rPr>
@@ -1438,6 +1439,7 @@
           <w:docPartUnique/>
         </w:docPartObj>
       </w:sdtPr>
+      <w:sdtEndPr/>
       <w:sdtContent>
         <w:p>
           <w:pPr>
@@ -2086,7 +2088,7 @@
                 <w:noProof/>
                 <w:webHidden/>
               </w:rPr>
-              <w:t>14</w:t>
+              <w:t>15</w:t>
             </w:r>
             <w:r>
               <w:rPr>
@@ -9738,6 +9740,7 @@
           <w:sz w:val="26"/>
           <w:szCs w:val="26"/>
         </w:rPr>
+        <w:lastRenderedPageBreak/>
         <w:t>DANH SÁCH BẢNG</w:t>
       </w:r>
       <w:bookmarkEnd w:id="25"/>
@@ -10886,14 +10889,6 @@
           <w:sz w:val="26"/>
           <w:szCs w:val="26"/>
         </w:rPr>
-        <w:fldChar w:fldCharType="separate"/>
-      </w:r>
-      <w:r>
-        <w:rPr>
-          <w:rFonts w:ascii="Times New Roman" w:hAnsi="Times New Roman" w:cs="Times New Roman"/>
-          <w:sz w:val="26"/>
-          <w:szCs w:val="26"/>
-        </w:rPr>
         <w:fldChar w:fldCharType="end"/>
       </w:r>
     </w:p>
@@ -10940,6 +10935,7 @@
           <w:sz w:val="26"/>
           <w:szCs w:val="26"/>
         </w:rPr>
+        <w:lastRenderedPageBreak/>
         <w:t>DANH SÁCH HÌNH ẢNH</w:t>
       </w:r>
       <w:bookmarkEnd w:id="28"/>
@@ -11003,7 +10999,20 @@
             <w:sz w:val="26"/>
             <w:szCs w:val="26"/>
           </w:rPr>
-          <w:t>Hình 2.1 Phân bố số lượng bệnh nhân theo biến classification</w:t>
+          <w:t>Hình 2.1 Phân bố số lượng bệnh nh</w:t>
+        </w:r>
+        <w:bookmarkStart w:id="31" w:name="_GoBack"/>
+        <w:bookmarkEnd w:id="31"/>
+        <w:r>
+          <w:rPr>
+            <w:rStyle w:val="Hyperlink"/>
+            <w:rFonts w:ascii="Times New Roman" w:hAnsi="Times New Roman" w:cs="Times New Roman"/>
+            <w:b w:val="0"/>
+            <w:noProof/>
+            <w:sz w:val="26"/>
+            <w:szCs w:val="26"/>
+          </w:rPr>
+          <w:t>ân theo biến classification</w:t>
         </w:r>
         <w:r>
           <w:rPr>
@@ -12355,7 +12364,7 @@
           <w:szCs w:val="26"/>
         </w:rPr>
       </w:pPr>
-      <w:bookmarkStart w:id="31" w:name="_Toc241409928"/>
+      <w:bookmarkStart w:id="32" w:name="_Toc241409928"/>
       <w:bookmarkEnd w:id="17"/>
       <w:bookmarkEnd w:id="18"/>
       <w:bookmarkEnd w:id="19"/>
@@ -12366,19 +12375,20 @@
           <w:sz w:val="26"/>
           <w:szCs w:val="26"/>
         </w:rPr>
+        <w:lastRenderedPageBreak/>
         <w:t>CƠ SỞ LÝ THUYẾT HỌC MÁY</w:t>
       </w:r>
-      <w:bookmarkEnd w:id="31"/>
+      <w:bookmarkEnd w:id="32"/>
     </w:p>
     <w:p>
       <w:pPr>
         <w:pStyle w:val="Mcln"/>
       </w:pPr>
-      <w:bookmarkStart w:id="32" w:name="_Toc241409929"/>
+      <w:bookmarkStart w:id="33" w:name="_Toc241409929"/>
       <w:r>
         <w:t>Tổng quan về bài toán học máy</w:t>
       </w:r>
-      <w:bookmarkEnd w:id="32"/>
+      <w:bookmarkEnd w:id="33"/>
     </w:p>
     <w:p>
       <w:pPr>
@@ -12391,7 +12401,7 @@
         <w:rPr>
           <w:szCs w:val="26"/>
         </w:rPr>
-        <w:t>Học máy (Machine Learning) là một lĩnh vực quan trọng của Trí tuệ nhân tạo (Artificial Intelligence – AI), tập trung vào việc nghiên cứu các thuật toán cho phép máy tính tự động học hỏi từ dữ liệu và cải thiện hiệu suất theo thời gian mà không cần phải lập trình tường minh cho từng trường hợp cụ thể. Thay vì dựa vào các luật được xây dựng thủ công, học máy khai thác các mẫu và quy luật tiềm ẩn trong dữ liệu để đưa ra dự đoán hoặc quyết định.</w:t>
+        <w:t xml:space="preserve">Học máy (Machine Learning – ML) là một lĩnh vực quan trọng của Trí tuệ nhân tạo (Artificial Intelligence – AI), tập trung vào việc xây dựng các thuật toán và mô hình cho phép máy tính học hỏi từ dữ liệu để thực hiện dự đoán hoặc đưa ra quyết định mà không cần xây dựng thủ công các quy tắc cho từng trường hợp cụ thể. Thông qua quá trình học từ dữ liệu, mô hình có thể phát hiện các mẫu và mối quan hệ tiềm ẩn, từ đó cải thiện khả năng dự đoán đối với những dữ liệu mới. </w:t>
       </w:r>
     </w:p>
     <w:p>
@@ -12405,7 +12415,7 @@
         <w:rPr>
           <w:szCs w:val="26"/>
         </w:rPr>
-        <w:t>Dựa trên cách thức học từ dữ liệu, học máy thường được chia thành ba nhóm chính. Học có giám sát (Supervised Learning) là phương pháp phổ biến nhất, trong đó mô hình được huấn luyện trên dữ liệu đã có nhãn đầu ra, điển hình là các bài toán phân loại và hồi quy. Học không giám sát (Unsupervised Learning) tập trung vào việc khám phá cấu trúc dữ liệu mà không cần nhãn, ví dụ như phân cụm hoặc giảm chiều dữ liệu. Ngoài ra, Học tăng cường (Reinforcement Learning) cho phép tác nhân học thông qua tương tác với môi trường và nhận phần thưởng dựa trên hành động của mình.</w:t>
+        <w:t xml:space="preserve">Dựa trên phương thức học từ dữ liệu, học máy thường được chia thành ba nhóm chính. Học có giám sát (Supervised Learning) sử dụng tập dữ liệu đã được gán nhãn đầu ra để huấn luyện mô hình, thường được áp dụng cho các bài toán phân loại và hồi quy. Học không giám sát (Unsupervised Learning) làm việc với dữ liệu chưa có nhãn nhằm khám phá cấu trúc hoặc các mối quan hệ tiềm ẩn trong dữ liệu, chẳng hạn như phân cụm và giảm chiều dữ liệu. Bên cạnh đó, học tăng cường (Reinforcement Learning) cho phép một tác nhân học thông qua quá trình tương tác với môi trường, trong đó các hành động được đánh giá dựa trên phần thưởng hoặc hình phạt nhận được. </w:t>
       </w:r>
     </w:p>
     <w:p>
@@ -12419,18 +12429,45 @@
         <w:rPr>
           <w:szCs w:val="26"/>
         </w:rPr>
-        <w:t>Trong thực tế, học máy đã được ứng dụng rộng rãi trong nhiều lĩnh vực như xử lý ngôn ngữ tự nhiên, thị giác máy tính, tài chính và đặc biệt là y tế. Trong lĩnh vực y tế, học máy đóng vai trò quan trọng trong việc hỗ trợ chẩn đoán bệnh, dự đoán nguy cơ, phân tích hình ảnh y khoa và hỗ trợ ra quyết định lâm sàng. Bài toán dự đoán bệnh nhân có nguy cơ bị đột quỵ là một ví dụ tiêu biểu của học máy có giám sát, thuộc dạng bài toán phân loại nhị phân, trong đó mô hình cần dự đoán một bệnh nhân có khả năng bị đột quỵ hay không dựa trên các thông tin y tế và nhân khẩu học.</w:t>
+        <w:t xml:space="preserve">Trong thực tế, học máy được ứng dụng rộng rãi trong nhiều lĩnh vực như xử lý ngôn ngữ tự nhiên, thị giác máy tính, tài chính và đặc biệt là y tế. Trong lĩnh vực y tế, các mô hình học máy có thể được sử dụng để hỗ trợ chẩn đoán, dự đoán nguy cơ mắc bệnh, phân tích dữ liệu y khoa và hỗ trợ quá trình ra quyết định. </w:t>
+      </w:r>
+    </w:p>
+    <w:p>
+      <w:pPr>
+        <w:pStyle w:val="Nidung"/>
+        <w:rPr>
+          <w:szCs w:val="26"/>
+        </w:rPr>
+      </w:pPr>
+      <w:r>
+        <w:rPr>
+          <w:szCs w:val="26"/>
+        </w:rPr>
+        <w:t>Trong phạm vi đề tài này, học máy được áp dụng để xây dựng mô hình dự đoán bệnh thận mạn (Chronic Kidney Disease – CKD). Đây là bài toán học máy có giám sát thuộc dạng phân loại nhị phân, trong đó mô hình được huấn luyện từ các đặc trưng y tế của bệnh nhân để dự đoán bệnh nhân thuộc nhóm mắc bệnh thận mạn (CKD) hay không mắc bệnh thận mạn (Not CKD). Kết quả dự đoán được sử dụng nhằm minh họa khả năng ứng dụng các thuật toán học máy vào bài toán hỗ trợ phân loại nguy cơ bệnh dựa trên dữ liệ</w:t>
+      </w:r>
+      <w:r>
+        <w:rPr>
+          <w:szCs w:val="26"/>
+        </w:rPr>
+        <w:t>u</w:t>
+      </w:r>
+      <w:r>
+        <w:rPr>
+          <w:szCs w:val="26"/>
+        </w:rPr>
+        <w:t>.</w:t>
       </w:r>
     </w:p>
     <w:p>
       <w:pPr>
         <w:pStyle w:val="Mcln"/>
       </w:pPr>
-      <w:bookmarkStart w:id="33" w:name="_Toc241409930"/>
-      <w:r>
+      <w:bookmarkStart w:id="34" w:name="_Toc241409930"/>
+      <w:r>
+        <w:lastRenderedPageBreak/>
         <w:t>Phát biểu bài toán</w:t>
       </w:r>
-      <w:bookmarkEnd w:id="33"/>
+      <w:bookmarkEnd w:id="34"/>
     </w:p>
     <w:p>
       <w:pPr>
@@ -12494,11 +12531,11 @@
       <w:pPr>
         <w:pStyle w:val="Mcln"/>
       </w:pPr>
-      <w:bookmarkStart w:id="34" w:name="_Toc241409931"/>
+      <w:bookmarkStart w:id="35" w:name="_Toc241409931"/>
       <w:r>
         <w:t>Mô hình học máy được lựa chọn</w:t>
       </w:r>
-      <w:bookmarkEnd w:id="34"/>
+      <w:bookmarkEnd w:id="35"/>
     </w:p>
     <w:p>
       <w:pPr>
@@ -12535,6 +12572,7 @@
           <w:sz w:val="26"/>
           <w:szCs w:val="26"/>
         </w:rPr>
+        <w:lastRenderedPageBreak/>
         <w:t xml:space="preserve">Mô hình đầu tiên là </w:t>
       </w:r>
       <w:r>
@@ -12653,7 +12691,15 @@
           <w:sz w:val="26"/>
           <w:szCs w:val="26"/>
         </w:rPr>
-        <w:t>, một phương pháp ensemble kết hợp nhiều cây quyết định để đưa ra kết quả phân loại. Việc kết hợp nhiều cây giúp mô hình có khả năng mô hình hóa các mối quan hệ phi tuyến và giảm sự phụ thuộc vào một cây quyết định đơn lẻ. Random Forest cũng có khả năng xử lý các đặc trưng có kiểu dữ liệu khác nhau và thường không yêu cầu chuẩn hóa dữ liệu theo cách bắt buộc như KNN hoặc SVC. Việc lựa chọn bốn mô hình gồm Logistic Regression, SVC, KNN và Random Forest giúp bài toán có sự so sánh giữa các phương pháp tuyến tính, phương pháp dựa trên khoảng cách, phương pháp tối ưu siêu phẳng và phương pháp ensemble dựa trên cây quyết định. Sau quá trình huấn luyện và tinh chỉnh tham số, các mô hình được đánh giá dựa trên các chỉ số như Accuracy, Precision, Recall và F1-score cùng với Confusion Matrix. Kết quả đánh giá được sử dụng để phân tích ưu điểm, hạn chế và mức độ phù hợp của từng mô hình đối với bài toán dự đoán bệnh thận mạn tính</w:t>
+        <w:t xml:space="preserve">, một phương pháp ensemble kết hợp nhiều cây quyết định để đưa ra kết quả phân loại. Việc kết hợp nhiều cây giúp mô hình có khả năng mô hình hóa các mối quan hệ phi tuyến và giảm sự phụ thuộc vào một cây quyết định đơn lẻ. Random Forest cũng có khả năng xử lý các đặc trưng có kiểu dữ liệu khác nhau và thường không yêu cầu chuẩn hóa dữ liệu theo cách bắt buộc như KNN hoặc SVC. Việc lựa chọn bốn mô hình gồm Logistic Regression, SVC, KNN và Random Forest giúp bài toán có sự so sánh giữa các phương pháp tuyến tính, phương pháp dựa trên khoảng cách, phương pháp tối ưu siêu phẳng và phương pháp ensemble dựa trên cây quyết định. Sau quá trình huấn luyện và tinh chỉnh tham số, các mô hình được đánh giá dựa trên các chỉ số như Accuracy, Precision, Recall và F1-score cùng với Confusion Matrix. Kết quả đánh giá được sử dụng để phân tích ưu </w:t>
+      </w:r>
+      <w:r>
+        <w:rPr>
+          <w:sz w:val="26"/>
+          <w:szCs w:val="26"/>
+        </w:rPr>
+        <w:lastRenderedPageBreak/>
+        <w:t>điểm, hạn chế và mức độ phù hợp của từng mô hình đối với bài toán dự đoán bệnh thận mạn tính</w:t>
       </w:r>
       <w:r>
         <w:rPr>
@@ -12668,11 +12714,11 @@
       <w:pPr>
         <w:pStyle w:val="Mcln"/>
       </w:pPr>
-      <w:bookmarkStart w:id="35" w:name="_Toc241409932"/>
+      <w:bookmarkStart w:id="36" w:name="_Toc241409932"/>
       <w:r>
         <w:t>Nguyên lý hoạt động và giả thiết</w:t>
       </w:r>
-      <w:bookmarkEnd w:id="35"/>
+      <w:bookmarkEnd w:id="36"/>
     </w:p>
     <w:p>
       <w:pPr>
@@ -12778,7 +12824,15 @@
           <w:sz w:val="26"/>
           <w:szCs w:val="26"/>
         </w:rPr>
-        <w:t>Logistic Regression là một mô hình học máy thuộc nhóm phân loại có giám sát, thường được sử dụng trong các bài toán dự đoán nhị phân. Mô hình hoạt động bằng cách xây dựng một hàm tuyến tính của các đặc trưng đầu vào, trong đó mỗi đặc trưng được gán một trọng số thể hiện mức độ ảnh hưởng của nó đến kết quả dự đoán. Giá trị đầu ra của hàm tuyến tính sau đó được đưa qua hàm sigmoid, giúp ánh xạ kết quả về khoảng xác suất từ 0 đến 1. Dựa trên một ngưỡng xác định (thường là 0.5), mô hình sẽ phân loại bệnh nhân vào nhóm có nguy cơ bị đột quỵ hoặc không bị đột quỵ. Logistic Regression có ưu điểm là đơn giản, dễ diễn giải và cho phép đánh giá mức độ ảnh hưởng của từng đặc trưng đến khả năng xảy ra đột quỵ, tuy nhiên mô hình này giả định mối quan hệ tuyến tính giữa các đặc trưng và log-odds của biến mục tiêu.</w:t>
+        <w:t xml:space="preserve">Logistic Regression là một mô hình học máy thuộc nhóm phân loại có giám sát, thường được sử dụng trong các bài toán dự đoán nhị phân. Mô hình hoạt động bằng cách xây dựng một hàm tuyến tính của các đặc trưng đầu vào, trong đó mỗi đặc trưng được gán một trọng số thể hiện mức độ ảnh hưởng của nó đến kết quả dự đoán. Giá trị đầu ra của hàm tuyến tính sau đó được đưa qua hàm sigmoid, giúp ánh xạ kết quả về khoảng xác suất từ 0 đến 1. Dựa trên một ngưỡng xác định (thường là 0.5), </w:t>
+      </w:r>
+      <w:r>
+        <w:rPr>
+          <w:sz w:val="26"/>
+          <w:szCs w:val="26"/>
+        </w:rPr>
+        <w:lastRenderedPageBreak/>
+        <w:t>mô hình sẽ phân loại bệnh nhân vào nhóm có nguy cơ bị đột quỵ hoặc không bị đột quỵ. Logistic Regression có ưu điểm là đơn giản, dễ diễn giải và cho phép đánh giá mức độ ảnh hưởng của từng đặc trưng đến khả năng xảy ra đột quỵ, tuy nhiên mô hình này giả định mối quan hệ tuyến tính giữa các đặc trưng và log-odds của biến mục tiêu.</w:t>
       </w:r>
     </w:p>
     <w:p>
@@ -12906,6 +12960,7 @@
           <w:sz w:val="26"/>
           <w:szCs w:val="26"/>
         </w:rPr>
+        <w:lastRenderedPageBreak/>
         <w:t xml:space="preserve">Tham số K đóng vai trò quan trọng trong KNN. Nếu K quá nhỏ, mô hình có thể nhạy với nhiễu và dễ bị ảnh hưởng bởi các điểm dữ liệu bất thường. Ngược lại, nếu K quá lớn, ranh giới phân loại có thể trở nên quá đơn giản và làm giảm khả năng phân biệt giữa các lớp. </w:t>
       </w:r>
     </w:p>
@@ -12978,25 +13033,26 @@
           <w:szCs w:val="26"/>
         </w:rPr>
       </w:pPr>
-      <w:bookmarkStart w:id="36" w:name="_Toc241409933"/>
-      <w:r>
-        <w:rPr>
-          <w:sz w:val="26"/>
-          <w:szCs w:val="26"/>
-        </w:rPr>
+      <w:bookmarkStart w:id="37" w:name="_Toc241409933"/>
+      <w:r>
+        <w:rPr>
+          <w:sz w:val="26"/>
+          <w:szCs w:val="26"/>
+        </w:rPr>
+        <w:lastRenderedPageBreak/>
         <w:t>KHÁM PHÁ VÀ PHÂN TÍCH DỮ LIỆU - EDA</w:t>
       </w:r>
-      <w:bookmarkEnd w:id="36"/>
+      <w:bookmarkEnd w:id="37"/>
     </w:p>
     <w:p>
       <w:pPr>
         <w:pStyle w:val="Mcln"/>
       </w:pPr>
-      <w:bookmarkStart w:id="37" w:name="_Toc241409934"/>
+      <w:bookmarkStart w:id="38" w:name="_Toc241409934"/>
       <w:r>
         <w:t>Giới thiệu bộ dữ liệu</w:t>
       </w:r>
-      <w:bookmarkEnd w:id="37"/>
+      <w:bookmarkEnd w:id="38"/>
     </w:p>
     <w:p>
       <w:pPr>
@@ -13096,6 +13152,7 @@
                 <w:b/>
                 <w:szCs w:val="26"/>
               </w:rPr>
+              <w:lastRenderedPageBreak/>
               <w:t>Thuộc tính</w:t>
             </w:r>
           </w:p>
@@ -13516,8 +13573,8 @@
           <w:lang w:val="vi-VN" w:eastAsia="vi-VN"/>
         </w:rPr>
       </w:pPr>
-      <w:bookmarkStart w:id="38" w:name="_Toc241407904"/>
-      <w:bookmarkStart w:id="39" w:name="_Toc241408150"/>
+      <w:bookmarkStart w:id="39" w:name="_Toc241407904"/>
+      <w:bookmarkStart w:id="40" w:name="_Toc241408150"/>
       <w:r>
         <w:t xml:space="preserve">Bảng </w:t>
       </w:r>
@@ -13569,8 +13626,8 @@
         </w:rPr>
         <w:t>Thông tin tổng quan về bộ dữ liệu Chronic Kidney Disease</w:t>
       </w:r>
-      <w:bookmarkEnd w:id="38"/>
       <w:bookmarkEnd w:id="39"/>
+      <w:bookmarkEnd w:id="40"/>
     </w:p>
     <w:p/>
     <w:tbl>
@@ -14346,6 +14403,7 @@
                 <w:sz w:val="26"/>
                 <w:szCs w:val="26"/>
               </w:rPr>
+              <w:lastRenderedPageBreak/>
               <w:t>ba</w:t>
             </w:r>
           </w:p>
@@ -14477,9 +14535,9 @@
       <w:pPr>
         <w:pStyle w:val="Caption"/>
       </w:pPr>
-      <w:bookmarkStart w:id="40" w:name="_Toc218194610"/>
-      <w:bookmarkStart w:id="41" w:name="_Toc241408151"/>
-      <w:bookmarkEnd w:id="40"/>
+      <w:bookmarkStart w:id="41" w:name="_Toc218194610"/>
+      <w:bookmarkStart w:id="42" w:name="_Toc241408151"/>
+      <w:bookmarkEnd w:id="41"/>
       <w:r>
         <w:t xml:space="preserve">Bảng </w:t>
       </w:r>
@@ -14528,7 +14586,7 @@
       <w:r>
         <w:t>Kiểu dữ liệu các feature</w:t>
       </w:r>
-      <w:bookmarkEnd w:id="41"/>
+      <w:bookmarkEnd w:id="42"/>
     </w:p>
     <w:p>
       <w:pPr>
@@ -14696,11 +14754,11 @@
       <w:pPr>
         <w:pStyle w:val="Mcln"/>
       </w:pPr>
-      <w:bookmarkStart w:id="42" w:name="_Toc241409935"/>
+      <w:bookmarkStart w:id="43" w:name="_Toc241409935"/>
       <w:r>
         <w:t>Kiểm tra tổng quan dataset</w:t>
       </w:r>
-      <w:bookmarkEnd w:id="42"/>
+      <w:bookmarkEnd w:id="43"/>
     </w:p>
     <w:p>
       <w:pPr>
@@ -14756,6 +14814,7 @@
           <w:sz w:val="26"/>
           <w:szCs w:val="26"/>
         </w:rPr>
+        <w:lastRenderedPageBreak/>
         <w:t xml:space="preserve">Kiểm tra duplicate cho thấy không có dòng trùng lặp trong dataset. </w:t>
       </w:r>
     </w:p>
@@ -15137,7 +15196,7 @@
           <w:lang w:val="vi-VN"/>
         </w:rPr>
       </w:pPr>
-      <w:bookmarkStart w:id="43" w:name="_Hlk218153016"/>
+      <w:bookmarkStart w:id="44" w:name="_Hlk218153016"/>
       <w:r>
         <w:rPr>
           <w:sz w:val="26"/>
@@ -15150,11 +15209,11 @@
       <w:pPr>
         <w:pStyle w:val="Mcln"/>
       </w:pPr>
-      <w:bookmarkStart w:id="44" w:name="_Toc241409936"/>
+      <w:bookmarkStart w:id="45" w:name="_Toc241409936"/>
       <w:r>
         <w:t>Phân tích phân bố biến mục tiêu</w:t>
       </w:r>
-      <w:bookmarkEnd w:id="44"/>
+      <w:bookmarkEnd w:id="45"/>
     </w:p>
     <w:p>
       <w:pPr>
@@ -15226,11 +15285,11 @@
       <w:pPr>
         <w:pStyle w:val="hnh"/>
       </w:pPr>
-      <w:bookmarkStart w:id="45" w:name="_Toc241408252"/>
+      <w:bookmarkStart w:id="46" w:name="_Toc241408252"/>
       <w:r>
         <w:t>Hình 2.1 Phân bố số lượng bệnh nhân theo biến classification</w:t>
       </w:r>
-      <w:bookmarkEnd w:id="45"/>
+      <w:bookmarkEnd w:id="46"/>
     </w:p>
     <w:p>
       <w:pPr>
@@ -15265,6 +15324,7 @@
         <w:rPr>
           <w:szCs w:val="26"/>
         </w:rPr>
+        <w:lastRenderedPageBreak/>
         <w:t>Sự chênh lệch này có thể khiến Accuracy không phản ánh đầy đủ khả năng nhận diện từng lớp. Vì vậy, trong các bước tiếp theo, dữ liệu được chia bằng phương pháp stratified split để giữ nguyên tỷ lệ lớp giữa tập train và test. Đồng thời, F1-score, Precision, Recall, ROC-AUC và PR-AUC được sử dụng để đánh giá bổ sung.</w:t>
       </w:r>
     </w:p>
@@ -15272,11 +15332,11 @@
       <w:pPr>
         <w:pStyle w:val="Mcln"/>
       </w:pPr>
-      <w:bookmarkStart w:id="46" w:name="_Toc241409937"/>
+      <w:bookmarkStart w:id="47" w:name="_Toc241409937"/>
       <w:r>
         <w:t>Phân tích phân bố các biến số</w:t>
       </w:r>
-      <w:bookmarkEnd w:id="46"/>
+      <w:bookmarkEnd w:id="47"/>
     </w:p>
     <w:p>
       <w:pPr>
@@ -15347,11 +15407,11 @@
       <w:pPr>
         <w:pStyle w:val="hnh"/>
       </w:pPr>
-      <w:bookmarkStart w:id="47" w:name="_Toc241408253"/>
+      <w:bookmarkStart w:id="48" w:name="_Toc241408253"/>
       <w:r>
         <w:t>Hình 2.2 Phân bố các biến số trong dataset</w:t>
       </w:r>
-      <w:bookmarkEnd w:id="47"/>
+      <w:bookmarkEnd w:id="48"/>
     </w:p>
     <w:p>
       <w:pPr>
@@ -15986,6 +16046,7 @@
                 <w:szCs w:val="26"/>
                 <w:lang w:val="vi-VN" w:eastAsia="vi-VN"/>
               </w:rPr>
+              <w:lastRenderedPageBreak/>
               <w:t>sc</w:t>
             </w:r>
           </w:p>
@@ -16710,11 +16771,12 @@
       <w:pPr>
         <w:pStyle w:val="Mcln"/>
       </w:pPr>
-      <w:bookmarkStart w:id="48" w:name="_Toc241409938"/>
-      <w:r>
+      <w:bookmarkStart w:id="49" w:name="_Toc241409938"/>
+      <w:r>
+        <w:lastRenderedPageBreak/>
         <w:t>Phân tích giá trị ngoại lai</w:t>
       </w:r>
-      <w:bookmarkEnd w:id="48"/>
+      <w:bookmarkEnd w:id="49"/>
     </w:p>
     <w:p>
       <w:pPr>
@@ -16785,11 +16847,11 @@
       <w:pPr>
         <w:pStyle w:val="hnh"/>
       </w:pPr>
-      <w:bookmarkStart w:id="49" w:name="_Toc241408254"/>
+      <w:bookmarkStart w:id="50" w:name="_Toc241408254"/>
       <w:r>
         <w:t>Hình 2.3 Boxplot và số lượng giá trị ngoại lai theo IQR</w:t>
       </w:r>
-      <w:bookmarkEnd w:id="49"/>
+      <w:bookmarkEnd w:id="50"/>
     </w:p>
     <w:p>
       <w:pPr>
@@ -17314,6 +17376,7 @@
                 <w:szCs w:val="26"/>
                 <w:lang w:val="vi-VN" w:eastAsia="vi-VN"/>
               </w:rPr>
+              <w:lastRenderedPageBreak/>
               <w:t>pot</w:t>
             </w:r>
           </w:p>
@@ -17540,11 +17603,11 @@
       <w:pPr>
         <w:pStyle w:val="Mcln"/>
       </w:pPr>
-      <w:bookmarkStart w:id="50" w:name="_Toc241409939"/>
+      <w:bookmarkStart w:id="51" w:name="_Toc241409939"/>
       <w:r>
         <w:t>Phân tích giá trị thiếu</w:t>
       </w:r>
-      <w:bookmarkEnd w:id="50"/>
+      <w:bookmarkEnd w:id="51"/>
     </w:p>
     <w:p>
       <w:pPr>
@@ -17614,11 +17677,11 @@
       <w:pPr>
         <w:pStyle w:val="hnh"/>
       </w:pPr>
-      <w:bookmarkStart w:id="51" w:name="_Toc241408255"/>
+      <w:bookmarkStart w:id="52" w:name="_Toc241408255"/>
       <w:r>
         <w:t>Hình 2.4 Tỷ lệ giá trị thiếu theo từng thuộc tính</w:t>
       </w:r>
-      <w:bookmarkEnd w:id="51"/>
+      <w:bookmarkEnd w:id="52"/>
       <w:r>
         <w:t xml:space="preserve"> </w:t>
       </w:r>
@@ -17818,6 +17881,7 @@
                 <w:szCs w:val="26"/>
                 <w:lang w:val="vi-VN" w:eastAsia="vi-VN"/>
               </w:rPr>
+              <w:lastRenderedPageBreak/>
               <w:t>wc</w:t>
             </w:r>
           </w:p>
@@ -18412,11 +18476,12 @@
       <w:pPr>
         <w:pStyle w:val="Mcln"/>
       </w:pPr>
-      <w:bookmarkStart w:id="52" w:name="_Toc241409940"/>
-      <w:r>
+      <w:bookmarkStart w:id="53" w:name="_Toc241409940"/>
+      <w:r>
+        <w:lastRenderedPageBreak/>
         <w:t>Phân tích tương quan giữa các biến</w:t>
       </w:r>
-      <w:bookmarkEnd w:id="52"/>
+      <w:bookmarkEnd w:id="53"/>
     </w:p>
     <w:p>
       <w:pPr>
@@ -18485,11 +18550,11 @@
       <w:pPr>
         <w:pStyle w:val="hnh"/>
       </w:pPr>
-      <w:bookmarkStart w:id="53" w:name="_Toc241408256"/>
+      <w:bookmarkStart w:id="54" w:name="_Toc241408256"/>
       <w:r>
         <w:t>Hình 2.5 Heatmap tương quan giữa các biến số</w:t>
       </w:r>
-      <w:bookmarkEnd w:id="53"/>
+      <w:bookmarkEnd w:id="54"/>
     </w:p>
     <w:p>
       <w:pPr>
@@ -18803,6 +18868,7 @@
         <w:rPr>
           <w:szCs w:val="26"/>
         </w:rPr>
+        <w:lastRenderedPageBreak/>
         <w:t xml:space="preserve">Mức tương quan cao cho thấy một số đặc trưng có thể mang thông tin tương đối trùng lặp. Tuy nhiên, tương quan cao không đồng nghĩa với việc một trong hai biến chắc chắn không có giá trị đối với mô hình. </w:t>
       </w:r>
     </w:p>
@@ -18824,11 +18890,11 @@
       <w:pPr>
         <w:pStyle w:val="Mcln"/>
       </w:pPr>
-      <w:bookmarkStart w:id="54" w:name="_Toc241409941"/>
+      <w:bookmarkStart w:id="55" w:name="_Toc241409941"/>
       <w:r>
         <w:t>Phân tích đặc trưng theo biến mục tiêu</w:t>
       </w:r>
-      <w:bookmarkEnd w:id="54"/>
+      <w:bookmarkEnd w:id="55"/>
     </w:p>
     <w:p>
       <w:pPr>
@@ -18898,11 +18964,11 @@
       <w:pPr>
         <w:pStyle w:val="hnh"/>
       </w:pPr>
-      <w:bookmarkStart w:id="55" w:name="_Toc241408257"/>
+      <w:bookmarkStart w:id="56" w:name="_Toc241408257"/>
       <w:r>
         <w:t>Hình 2.6 So sánh một số đặc trưng theo hai lớp ckd và notckd</w:t>
       </w:r>
-      <w:bookmarkEnd w:id="55"/>
+      <w:bookmarkEnd w:id="56"/>
       <w:r>
         <w:t xml:space="preserve"> </w:t>
       </w:r>
@@ -19193,11 +19259,12 @@
       <w:pPr>
         <w:pStyle w:val="Mcln"/>
       </w:pPr>
-      <w:bookmarkStart w:id="56" w:name="_Toc241409942"/>
-      <w:r>
+      <w:bookmarkStart w:id="57" w:name="_Toc241409942"/>
+      <w:r>
+        <w:lastRenderedPageBreak/>
         <w:t>Kết luận EDA và định hướng tiền xử lý</w:t>
       </w:r>
-      <w:bookmarkEnd w:id="56"/>
+      <w:bookmarkEnd w:id="57"/>
     </w:p>
     <w:p>
       <w:pPr>
@@ -19209,12 +19276,12 @@
           <w:lang w:val="vi-VN"/>
         </w:rPr>
       </w:pPr>
-      <w:bookmarkStart w:id="57" w:name="_Toc199420717"/>
-      <w:bookmarkStart w:id="58" w:name="_Toc161961617"/>
-      <w:bookmarkStart w:id="59" w:name="_Toc167497988"/>
-      <w:bookmarkStart w:id="60" w:name="_Toc162628196"/>
-      <w:bookmarkStart w:id="61" w:name="_Toc162016439"/>
-      <w:bookmarkEnd w:id="43"/>
+      <w:bookmarkStart w:id="58" w:name="_Toc199420717"/>
+      <w:bookmarkStart w:id="59" w:name="_Toc161961617"/>
+      <w:bookmarkStart w:id="60" w:name="_Toc167497988"/>
+      <w:bookmarkStart w:id="61" w:name="_Toc162628196"/>
+      <w:bookmarkStart w:id="62" w:name="_Toc162016439"/>
+      <w:bookmarkEnd w:id="44"/>
       <w:r>
         <w:rPr>
           <w:sz w:val="26"/>
@@ -19811,20 +19878,21 @@
           <w:lang w:val="vi-VN"/>
         </w:rPr>
       </w:pPr>
-      <w:bookmarkStart w:id="62" w:name="_Toc241409943"/>
-      <w:bookmarkEnd w:id="57"/>
+      <w:bookmarkStart w:id="63" w:name="_Toc241409943"/>
       <w:bookmarkEnd w:id="58"/>
       <w:bookmarkEnd w:id="59"/>
       <w:bookmarkEnd w:id="60"/>
       <w:bookmarkEnd w:id="61"/>
-      <w:r>
-        <w:rPr>
-          <w:sz w:val="26"/>
-          <w:szCs w:val="26"/>
-        </w:rPr>
+      <w:bookmarkEnd w:id="62"/>
+      <w:r>
+        <w:rPr>
+          <w:sz w:val="26"/>
+          <w:szCs w:val="26"/>
+        </w:rPr>
+        <w:lastRenderedPageBreak/>
         <w:t>XỬ LÝ VÀ TIỀN XỬ LÝ DỮ LIỆU</w:t>
       </w:r>
-      <w:bookmarkEnd w:id="62"/>
+      <w:bookmarkEnd w:id="63"/>
       <w:r>
         <w:rPr>
           <w:sz w:val="26"/>
@@ -19840,21 +19908,21 @@
           <w:lang w:val="vi-VN"/>
         </w:rPr>
       </w:pPr>
-      <w:bookmarkStart w:id="63" w:name="_Toc68098824"/>
-      <w:bookmarkStart w:id="64" w:name="_Toc69215832"/>
-      <w:bookmarkStart w:id="65" w:name="_Toc199420718"/>
-      <w:bookmarkStart w:id="66" w:name="_Toc162628197"/>
-      <w:bookmarkStart w:id="67" w:name="_Toc105862440"/>
-      <w:bookmarkStart w:id="68" w:name="_Toc167497989"/>
-      <w:bookmarkStart w:id="69" w:name="_Toc162016440"/>
-      <w:bookmarkStart w:id="70" w:name="_Toc161961618"/>
-      <w:bookmarkStart w:id="71" w:name="_Toc388692083"/>
-      <w:bookmarkStart w:id="72" w:name="_Toc73428561"/>
-      <w:bookmarkStart w:id="73" w:name="_Toc241409944"/>
+      <w:bookmarkStart w:id="64" w:name="_Toc241409944"/>
+      <w:bookmarkStart w:id="65" w:name="_Toc68098824"/>
+      <w:bookmarkStart w:id="66" w:name="_Toc69215832"/>
+      <w:bookmarkStart w:id="67" w:name="_Toc199420718"/>
+      <w:bookmarkStart w:id="68" w:name="_Toc162628197"/>
+      <w:bookmarkStart w:id="69" w:name="_Toc105862440"/>
+      <w:bookmarkStart w:id="70" w:name="_Toc167497989"/>
+      <w:bookmarkStart w:id="71" w:name="_Toc162016440"/>
+      <w:bookmarkStart w:id="72" w:name="_Toc161961618"/>
+      <w:bookmarkStart w:id="73" w:name="_Toc388692083"/>
+      <w:bookmarkStart w:id="74" w:name="_Toc73428561"/>
       <w:r>
         <w:t>Quy trình tiền xử lý tổng thể</w:t>
       </w:r>
-      <w:bookmarkEnd w:id="73"/>
+      <w:bookmarkEnd w:id="64"/>
     </w:p>
     <w:p>
       <w:pPr>
@@ -20440,11 +20508,12 @@
           <w:lang w:val="vi-VN"/>
         </w:rPr>
       </w:pPr>
-      <w:bookmarkStart w:id="74" w:name="_Toc241409945"/>
-      <w:r>
+      <w:bookmarkStart w:id="75" w:name="_Toc241409945"/>
+      <w:r>
+        <w:lastRenderedPageBreak/>
         <w:t>Kiểm tra ban đầu và chuẩn hóa dữ liệu</w:t>
       </w:r>
-      <w:bookmarkEnd w:id="74"/>
+      <w:bookmarkEnd w:id="75"/>
       <w:r>
         <w:t xml:space="preserve"> </w:t>
       </w:r>
@@ -20459,7 +20528,7 @@
           <w:szCs w:val="26"/>
         </w:rPr>
       </w:pPr>
-      <w:bookmarkStart w:id="75" w:name="_Toc241409946"/>
+      <w:bookmarkStart w:id="76" w:name="_Toc241409946"/>
       <w:r>
         <w:rPr>
           <w:rFonts w:ascii="Times New Roman" w:hAnsi="Times New Roman"/>
@@ -20468,7 +20537,7 @@
         </w:rPr>
         <w:t>3.2.1 Kiểm tra cấu trúc dữ liệu</w:t>
       </w:r>
-      <w:bookmarkEnd w:id="75"/>
+      <w:bookmarkEnd w:id="76"/>
     </w:p>
     <w:p>
       <w:pPr>
@@ -20521,7 +20590,7 @@
           <w:szCs w:val="26"/>
         </w:rPr>
       </w:pPr>
-      <w:bookmarkStart w:id="76" w:name="_Toc241409947"/>
+      <w:bookmarkStart w:id="77" w:name="_Toc241409947"/>
       <w:r>
         <w:rPr>
           <w:rFonts w:ascii="Times New Roman" w:hAnsi="Times New Roman"/>
@@ -20530,7 +20599,7 @@
         </w:rPr>
         <w:t>3.2.2 Chuẩn hóa tên cột và dữ liệu dạng text</w:t>
       </w:r>
-      <w:bookmarkEnd w:id="76"/>
+      <w:bookmarkEnd w:id="77"/>
     </w:p>
     <w:p>
       <w:pPr>
@@ -20568,7 +20637,7 @@
           <w:szCs w:val="26"/>
         </w:rPr>
       </w:pPr>
-      <w:bookmarkStart w:id="77" w:name="_Toc241409948"/>
+      <w:bookmarkStart w:id="78" w:name="_Toc241409948"/>
       <w:r>
         <w:rPr>
           <w:rFonts w:ascii="Times New Roman" w:hAnsi="Times New Roman"/>
@@ -20577,7 +20646,7 @@
         </w:rPr>
         <w:t>3.2.3 Chuẩn hóa kiểu dữ liệu numeric</w:t>
       </w:r>
-      <w:bookmarkEnd w:id="77"/>
+      <w:bookmarkEnd w:id="78"/>
     </w:p>
     <w:p>
       <w:pPr>
@@ -20602,7 +20671,7 @@
           <w:szCs w:val="26"/>
         </w:rPr>
       </w:pPr>
-      <w:bookmarkStart w:id="78" w:name="_Toc241409949"/>
+      <w:bookmarkStart w:id="79" w:name="_Toc241409949"/>
       <w:r>
         <w:rPr>
           <w:rFonts w:ascii="Times New Roman" w:hAnsi="Times New Roman"/>
@@ -20611,7 +20680,7 @@
         </w:rPr>
         <w:t>3.2.4 Kiểm tra biến mục tiêu</w:t>
       </w:r>
-      <w:bookmarkEnd w:id="78"/>
+      <w:bookmarkEnd w:id="79"/>
     </w:p>
     <w:p>
       <w:pPr>
@@ -20663,6 +20732,7 @@
                 <w:b/>
                 <w:szCs w:val="26"/>
               </w:rPr>
+              <w:lastRenderedPageBreak/>
               <w:t>Nhãn</w:t>
             </w:r>
           </w:p>
@@ -20837,11 +20907,11 @@
       <w:pPr>
         <w:pStyle w:val="Mcln"/>
       </w:pPr>
-      <w:bookmarkStart w:id="79" w:name="_Toc241409950"/>
+      <w:bookmarkStart w:id="80" w:name="_Toc241409950"/>
       <w:r>
         <w:t>Xử lý dữ liệu thiếu</w:t>
       </w:r>
-      <w:bookmarkEnd w:id="79"/>
+      <w:bookmarkEnd w:id="80"/>
     </w:p>
     <w:p>
       <w:pPr>
@@ -21501,6 +21571,7 @@
               <w:rPr>
                 <w:szCs w:val="26"/>
               </w:rPr>
+              <w:lastRenderedPageBreak/>
               <w:t>sc</w:t>
             </w:r>
           </w:p>
@@ -21626,7 +21697,7 @@
           <w:szCs w:val="26"/>
         </w:rPr>
       </w:pPr>
-      <w:bookmarkStart w:id="80" w:name="_Toc241409951"/>
+      <w:bookmarkStart w:id="81" w:name="_Toc241409951"/>
       <w:r>
         <w:rPr>
           <w:rFonts w:ascii="Times New Roman" w:hAnsi="Times New Roman"/>
@@ -21635,7 +21706,7 @@
         </w:rPr>
         <w:t>3.3.1 Không loại bỏ toàn bộ các dòng có missing</w:t>
       </w:r>
-      <w:bookmarkEnd w:id="80"/>
+      <w:bookmarkEnd w:id="81"/>
     </w:p>
     <w:p>
       <w:pPr>
@@ -21660,7 +21731,7 @@
           <w:szCs w:val="26"/>
         </w:rPr>
       </w:pPr>
-      <w:bookmarkStart w:id="81" w:name="_Toc241409952"/>
+      <w:bookmarkStart w:id="82" w:name="_Toc241409952"/>
       <w:r>
         <w:rPr>
           <w:rFonts w:ascii="Times New Roman" w:hAnsi="Times New Roman"/>
@@ -21669,7 +21740,7 @@
         </w:rPr>
         <w:t>3.3.2 Numeric – Median Imputation</w:t>
       </w:r>
-      <w:bookmarkEnd w:id="81"/>
+      <w:bookmarkEnd w:id="82"/>
     </w:p>
     <w:p>
       <w:pPr>
@@ -21707,7 +21778,7 @@
           <w:szCs w:val="26"/>
         </w:rPr>
       </w:pPr>
-      <w:bookmarkStart w:id="82" w:name="_Toc241409953"/>
+      <w:bookmarkStart w:id="83" w:name="_Toc241409953"/>
       <w:r>
         <w:rPr>
           <w:rFonts w:ascii="Times New Roman" w:hAnsi="Times New Roman"/>
@@ -21716,7 +21787,7 @@
         </w:rPr>
         <w:t>3.3.3 Categorical – Most Frequent Imputation</w:t>
       </w:r>
-      <w:bookmarkEnd w:id="82"/>
+      <w:bookmarkEnd w:id="83"/>
     </w:p>
     <w:p>
       <w:pPr>
@@ -21735,11 +21806,11 @@
       <w:pPr>
         <w:pStyle w:val="Mcln"/>
       </w:pPr>
-      <w:bookmarkStart w:id="83" w:name="_Toc241409954"/>
+      <w:bookmarkStart w:id="84" w:name="_Toc241409954"/>
       <w:r>
         <w:t>Kiểm tra và xử lý dữ liệu trùng lặp</w:t>
       </w:r>
-      <w:bookmarkEnd w:id="83"/>
+      <w:bookmarkEnd w:id="84"/>
     </w:p>
     <w:p>
       <w:pPr>
@@ -21759,11 +21830,11 @@
       <w:pPr>
         <w:pStyle w:val="Mcln"/>
       </w:pPr>
-      <w:bookmarkStart w:id="84" w:name="_Toc241409955"/>
+      <w:bookmarkStart w:id="85" w:name="_Toc241409955"/>
       <w:r>
         <w:t>Kiểm tra và xử lý giá trị ngoại lai</w:t>
       </w:r>
-      <w:bookmarkEnd w:id="84"/>
+      <w:bookmarkEnd w:id="85"/>
     </w:p>
     <w:p>
       <w:pPr>
@@ -21809,6 +21880,7 @@
                 <w:b/>
                 <w:szCs w:val="26"/>
               </w:rPr>
+              <w:lastRenderedPageBreak/>
               <w:t>Feature</w:t>
             </w:r>
           </w:p>
@@ -22531,11 +22603,11 @@
       <w:pPr>
         <w:pStyle w:val="Mcln"/>
       </w:pPr>
-      <w:bookmarkStart w:id="85" w:name="_Toc241409956"/>
+      <w:bookmarkStart w:id="86" w:name="_Toc241409956"/>
       <w:r>
         <w:t>Lựa chọn đặc trưng</w:t>
       </w:r>
-      <w:bookmarkEnd w:id="85"/>
+      <w:bookmarkEnd w:id="86"/>
     </w:p>
     <w:p>
       <w:pPr>
@@ -22560,16 +22632,17 @@
           <w:szCs w:val="26"/>
         </w:rPr>
       </w:pPr>
-      <w:bookmarkStart w:id="86" w:name="_Toc241409957"/>
+      <w:bookmarkStart w:id="87" w:name="_Toc241409957"/>
       <w:r>
         <w:rPr>
           <w:rFonts w:ascii="Times New Roman" w:hAnsi="Times New Roman"/>
           <w:color w:val="auto"/>
           <w:szCs w:val="26"/>
         </w:rPr>
+        <w:lastRenderedPageBreak/>
         <w:t>3.6.1 Loại bỏ cột id</w:t>
       </w:r>
-      <w:bookmarkEnd w:id="86"/>
+      <w:bookmarkEnd w:id="87"/>
     </w:p>
     <w:p>
       <w:pPr>
@@ -22607,7 +22680,7 @@
           <w:szCs w:val="26"/>
         </w:rPr>
       </w:pPr>
-      <w:bookmarkStart w:id="87" w:name="_Toc241409958"/>
+      <w:bookmarkStart w:id="88" w:name="_Toc241409958"/>
       <w:r>
         <w:rPr>
           <w:rFonts w:ascii="Times New Roman" w:hAnsi="Times New Roman"/>
@@ -22616,7 +22689,7 @@
         </w:rPr>
         <w:t>3.6.2 Không tự động loại feature dựa trên tương quan</w:t>
       </w:r>
-      <w:bookmarkEnd w:id="87"/>
+      <w:bookmarkEnd w:id="88"/>
     </w:p>
     <w:p>
       <w:pPr>
@@ -22635,11 +22708,11 @@
       <w:pPr>
         <w:pStyle w:val="Mcln"/>
       </w:pPr>
-      <w:bookmarkStart w:id="88" w:name="_Toc241409959"/>
+      <w:bookmarkStart w:id="89" w:name="_Toc241409959"/>
       <w:r>
         <w:t>Mã hóa biến categorical</w:t>
       </w:r>
-      <w:bookmarkEnd w:id="88"/>
+      <w:bookmarkEnd w:id="89"/>
     </w:p>
     <w:p>
       <w:pPr>
@@ -22664,7 +22737,7 @@
           <w:szCs w:val="26"/>
         </w:rPr>
       </w:pPr>
-      <w:bookmarkStart w:id="89" w:name="_Toc241409960"/>
+      <w:bookmarkStart w:id="90" w:name="_Toc241409960"/>
       <w:r>
         <w:rPr>
           <w:rFonts w:ascii="Times New Roman" w:hAnsi="Times New Roman"/>
@@ -22673,7 +22746,7 @@
         </w:rPr>
         <w:t>3.7.1 Lý do chọn One-Hot Encoding</w:t>
       </w:r>
-      <w:bookmarkEnd w:id="89"/>
+      <w:bookmarkEnd w:id="90"/>
     </w:p>
     <w:p>
       <w:pPr>
@@ -22698,7 +22771,7 @@
           <w:szCs w:val="26"/>
         </w:rPr>
       </w:pPr>
-      <w:bookmarkStart w:id="90" w:name="_Toc241409961"/>
+      <w:bookmarkStart w:id="91" w:name="_Toc241409961"/>
       <w:r>
         <w:rPr>
           <w:rFonts w:ascii="Times New Roman" w:hAnsi="Times New Roman"/>
@@ -22707,7 +22780,7 @@
         </w:rPr>
         <w:t>3.7.2 handle_unknown="ignore"</w:t>
       </w:r>
-      <w:bookmarkEnd w:id="90"/>
+      <w:bookmarkEnd w:id="91"/>
     </w:p>
     <w:p>
       <w:pPr>
@@ -22726,11 +22799,11 @@
       <w:pPr>
         <w:pStyle w:val="Mcln"/>
       </w:pPr>
-      <w:bookmarkStart w:id="91" w:name="_Toc241409962"/>
+      <w:bookmarkStart w:id="92" w:name="_Toc241409962"/>
       <w:r>
         <w:t>Chuẩn hóa dữ liệu numeric</w:t>
       </w:r>
-      <w:bookmarkEnd w:id="91"/>
+      <w:bookmarkEnd w:id="92"/>
     </w:p>
     <w:p>
       <w:pPr>
@@ -22768,18 +22841,25 @@
         <w:rPr>
           <w:szCs w:val="26"/>
         </w:rPr>
-        <w:t>Các feature có thang đo rất khác nhau, ví dụ sg khoảng 1, age hàng chục và wc có thể tới hàng chục nghìn. Chuẩn hóa giúp các biến có thang đo tương đối đồng nhất, đặc biệt quan trọng với Logistic Regression, KNN và SVC. Random Forest không bắt buộc scaling nhưng dự án dùng chung preprocessing để so sánh nhất quán.</w:t>
+        <w:t xml:space="preserve">Các feature có thang đo rất khác nhau, ví dụ sg khoảng 1, age hàng chục và wc có thể tới hàng chục nghìn. Chuẩn hóa giúp các biến có thang đo tương đối đồng nhất, </w:t>
+      </w:r>
+      <w:r>
+        <w:rPr>
+          <w:szCs w:val="26"/>
+        </w:rPr>
+        <w:lastRenderedPageBreak/>
+        <w:t>đặc biệt quan trọng với Logistic Regression, KNN và SVC. Random Forest không bắt buộc scaling nhưng dự án dùng chung preprocessing để so sánh nhất quán.</w:t>
       </w:r>
     </w:p>
     <w:p>
       <w:pPr>
         <w:pStyle w:val="Mcln"/>
       </w:pPr>
-      <w:bookmarkStart w:id="92" w:name="_Toc241409963"/>
+      <w:bookmarkStart w:id="93" w:name="_Toc241409963"/>
       <w:r>
         <w:t>Chia dữ liệu Train/Test</w:t>
       </w:r>
-      <w:bookmarkEnd w:id="92"/>
+      <w:bookmarkEnd w:id="93"/>
     </w:p>
     <w:p>
       <w:pPr>
@@ -23194,11 +23274,11 @@
       <w:pPr>
         <w:pStyle w:val="Mcln"/>
       </w:pPr>
-      <w:bookmarkStart w:id="93" w:name="_Toc241409964"/>
+      <w:bookmarkStart w:id="94" w:name="_Toc241409964"/>
       <w:r>
         <w:t>Xây dựng Numeric Pipeline</w:t>
       </w:r>
-      <w:bookmarkEnd w:id="93"/>
+      <w:bookmarkEnd w:id="94"/>
     </w:p>
     <w:p>
       <w:pPr>
@@ -23217,11 +23297,11 @@
       <w:pPr>
         <w:pStyle w:val="Mcln"/>
       </w:pPr>
-      <w:bookmarkStart w:id="94" w:name="_Toc241409965"/>
+      <w:bookmarkStart w:id="95" w:name="_Toc241409965"/>
       <w:r>
         <w:t>Xây dựng Categorical Pipeline</w:t>
       </w:r>
-      <w:bookmarkEnd w:id="94"/>
+      <w:bookmarkEnd w:id="95"/>
     </w:p>
     <w:p>
       <w:pPr>
@@ -23240,11 +23320,11 @@
       <w:pPr>
         <w:pStyle w:val="Mcln"/>
       </w:pPr>
-      <w:bookmarkStart w:id="95" w:name="_Toc241409966"/>
+      <w:bookmarkStart w:id="96" w:name="_Toc241409966"/>
       <w:r>
         <w:t>Ghép Pipeline bằng ColumnTransformer</w:t>
       </w:r>
-      <w:bookmarkEnd w:id="95"/>
+      <w:bookmarkEnd w:id="96"/>
     </w:p>
     <w:p>
       <w:pPr>
@@ -23293,6 +23373,7 @@
                 <w:sz w:val="24"/>
                 <w:szCs w:val="24"/>
               </w:rPr>
+              <w:lastRenderedPageBreak/>
               <w:t>Nhóm</w:t>
             </w:r>
           </w:p>
@@ -23568,11 +23649,11 @@
       <w:pPr>
         <w:pStyle w:val="Mcln"/>
       </w:pPr>
-      <w:bookmarkStart w:id="96" w:name="_Toc241409967"/>
+      <w:bookmarkStart w:id="97" w:name="_Toc241409967"/>
       <w:r>
         <w:t>Kiểm soát Data Leakage</w:t>
       </w:r>
-      <w:bookmarkEnd w:id="96"/>
+      <w:bookmarkEnd w:id="97"/>
     </w:p>
     <w:p>
       <w:pPr>
@@ -23591,11 +23672,11 @@
       <w:pPr>
         <w:pStyle w:val="Mcln"/>
       </w:pPr>
-      <w:bookmarkStart w:id="97" w:name="_Toc241409968"/>
+      <w:bookmarkStart w:id="98" w:name="_Toc241409968"/>
       <w:r>
         <w:t>Tạo Schema dữ liệu</w:t>
       </w:r>
-      <w:bookmarkEnd w:id="97"/>
+      <w:bookmarkEnd w:id="98"/>
     </w:p>
     <w:p>
       <w:pPr>
@@ -23627,11 +23708,11 @@
       <w:pPr>
         <w:pStyle w:val="Mcln"/>
       </w:pPr>
-      <w:bookmarkStart w:id="98" w:name="_Toc241409969"/>
+      <w:bookmarkStart w:id="99" w:name="_Toc241409969"/>
       <w:r>
         <w:t>Lưu Preprocessing Artifacts</w:t>
       </w:r>
-      <w:bookmarkEnd w:id="98"/>
+      <w:bookmarkEnd w:id="99"/>
     </w:p>
     <w:p>
       <w:pPr>
@@ -23650,11 +23731,11 @@
       <w:pPr>
         <w:pStyle w:val="Mcln"/>
       </w:pPr>
-      <w:bookmarkStart w:id="99" w:name="_Toc241409970"/>
+      <w:bookmarkStart w:id="100" w:name="_Toc241409970"/>
       <w:r>
         <w:t>Kết quả sau tiền xử lý</w:t>
       </w:r>
-      <w:bookmarkEnd w:id="99"/>
+      <w:bookmarkEnd w:id="100"/>
     </w:p>
     <w:p>
       <w:pPr>
@@ -23699,6 +23780,7 @@
           <w:sz w:val="26"/>
           <w:szCs w:val="26"/>
         </w:rPr>
+        <w:lastRenderedPageBreak/>
         <w:t>Target chỉ còn ckd và notckd.</w:t>
       </w:r>
     </w:p>
@@ -23991,24 +24073,25 @@
       <w:pPr>
         <w:pStyle w:val="Heading1"/>
       </w:pPr>
-      <w:bookmarkStart w:id="100" w:name="_Toc241409971"/>
-      <w:r>
+      <w:bookmarkStart w:id="101" w:name="_Toc241409971"/>
+      <w:r>
+        <w:lastRenderedPageBreak/>
         <w:t>MODELS – HUẤN LUYỆN MÔ HÌNH</w:t>
       </w:r>
-      <w:bookmarkEnd w:id="100"/>
+      <w:bookmarkEnd w:id="101"/>
     </w:p>
     <w:p>
       <w:pPr>
         <w:pStyle w:val="Mcln"/>
       </w:pPr>
-      <w:bookmarkStart w:id="101" w:name="_Toc241409972"/>
+      <w:bookmarkStart w:id="102" w:name="_Toc241409972"/>
       <w:r>
         <w:rPr>
           <w:lang w:eastAsia="vi-VN"/>
         </w:rPr>
         <w:t>Mục tiêu xây dựng mô hình</w:t>
       </w:r>
-      <w:bookmarkEnd w:id="101"/>
+      <w:bookmarkEnd w:id="102"/>
     </w:p>
     <w:p>
       <w:pPr>
@@ -24689,6 +24772,7 @@
           <w:szCs w:val="26"/>
           <w:lang w:eastAsia="vi-VN"/>
         </w:rPr>
+        <w:lastRenderedPageBreak/>
         <w:t xml:space="preserve">Việc sử dụng </w:t>
       </w:r>
       <w:r>
@@ -24712,11 +24796,11 @@
       <w:pPr>
         <w:pStyle w:val="Mcln"/>
       </w:pPr>
-      <w:bookmarkStart w:id="102" w:name="_Toc241409973"/>
+      <w:bookmarkStart w:id="103" w:name="_Toc241409973"/>
       <w:r>
         <w:t>Baseline và bốn mô hình được huấn luyện</w:t>
       </w:r>
-      <w:bookmarkEnd w:id="102"/>
+      <w:bookmarkEnd w:id="103"/>
     </w:p>
     <w:tbl>
       <w:tblPr>
@@ -25167,7 +25251,7 @@
       <w:pPr>
         <w:pStyle w:val="Caption"/>
       </w:pPr>
-      <w:bookmarkStart w:id="103" w:name="_Toc241408152"/>
+      <w:bookmarkStart w:id="104" w:name="_Toc241408152"/>
       <w:r>
         <w:t xml:space="preserve">Bảng </w:t>
       </w:r>
@@ -25222,24 +25306,28 @@
         </w:rPr>
         <w:t>Các mô hình phân loại và siêu tham số được khảo sát</w:t>
       </w:r>
-      <w:bookmarkEnd w:id="103"/>
+      <w:bookmarkEnd w:id="104"/>
     </w:p>
     <w:p>
       <w:pPr>
         <w:pStyle w:val="Mcln"/>
       </w:pPr>
-      <w:bookmarkStart w:id="104" w:name="_Toc241409974"/>
+      <w:bookmarkStart w:id="105" w:name="_Toc241409974"/>
       <w:r>
         <w:t>Cấu hình huấn luyện và Cross-Validation</w:t>
       </w:r>
-      <w:bookmarkEnd w:id="104"/>
+      <w:bookmarkEnd w:id="105"/>
     </w:p>
     <w:p>
       <w:pPr>
         <w:spacing w:after="120"/>
       </w:pPr>
       <w:r>
-        <w:t>GridSearchCV được chạy trên X_train/y_train với cv = 5 và scoring = F1 của lớp dương ckd. Trong mỗi vòng, tập train được chia thành 5 fold; lần lượt 4 fold dùng để fit Pipeline và 1 fold dùng để validation. Quá trình lặp đủ 5 lần để mỗi fold được dùng làm validation một lần. Điểm CV F1 là trung bình của 5 lần đánh giá, còn CV Std phản ánh mức dao động giữa các fold.</w:t>
+        <w:t xml:space="preserve">GridSearchCV được chạy trên X_train/y_train với cv = 5 và scoring = F1 của lớp dương ckd. Trong mỗi vòng, tập train được chia thành 5 fold; lần lượt 4 fold dùng để fit Pipeline và 1 fold dùng để validation. Quá trình lặp đủ 5 lần để mỗi fold được </w:t>
+      </w:r>
+      <w:r>
+        <w:lastRenderedPageBreak/>
+        <w:t>dùng làm validation một lần. Điểm CV F1 là trung bình của 5 lần đánh giá, còn CV Std phản ánh mức dao động giữa các fold.</w:t>
       </w:r>
     </w:p>
     <w:p>
@@ -25254,11 +25342,11 @@
       <w:pPr>
         <w:pStyle w:val="Mcln"/>
       </w:pPr>
-      <w:bookmarkStart w:id="105" w:name="_Toc241409975"/>
+      <w:bookmarkStart w:id="106" w:name="_Toc241409975"/>
       <w:r>
         <w:t>Kết quả tuning và huấn luyện chi tiết</w:t>
       </w:r>
-      <w:bookmarkEnd w:id="105"/>
+      <w:bookmarkEnd w:id="106"/>
     </w:p>
     <w:tbl>
       <w:tblPr>
@@ -26465,7 +26553,7 @@
       <w:pPr>
         <w:pStyle w:val="Caption"/>
       </w:pPr>
-      <w:bookmarkStart w:id="106" w:name="_Toc241408153"/>
+      <w:bookmarkStart w:id="107" w:name="_Toc241408153"/>
       <w:r>
         <w:t xml:space="preserve">Bảng </w:t>
       </w:r>
@@ -26520,17 +26608,18 @@
         </w:rPr>
         <w:t>Kết quả tối ưu siêu tham số và huấn luyện của các mô hình</w:t>
       </w:r>
-      <w:bookmarkEnd w:id="106"/>
+      <w:bookmarkEnd w:id="107"/>
     </w:p>
     <w:p>
       <w:pPr>
         <w:pStyle w:val="Mcln"/>
       </w:pPr>
-      <w:bookmarkStart w:id="107" w:name="_Toc241409976"/>
-      <w:r>
+      <w:bookmarkStart w:id="108" w:name="_Toc241409976"/>
+      <w:r>
+        <w:lastRenderedPageBreak/>
         <w:t>Phân tích kết quả huấn luyện theo từng mô hình</w:t>
       </w:r>
-      <w:bookmarkEnd w:id="107"/>
+      <w:bookmarkEnd w:id="108"/>
     </w:p>
     <w:p>
       <w:pPr>
@@ -26576,14 +26665,14 @@
       <w:pPr>
         <w:pStyle w:val="Mcln"/>
       </w:pPr>
-      <w:bookmarkStart w:id="108" w:name="_Toc241409977"/>
+      <w:bookmarkStart w:id="109" w:name="_Toc241409977"/>
       <w:r>
         <w:rPr>
           <w:lang w:eastAsia="vi-VN"/>
         </w:rPr>
         <w:t>Checkpoint của quá trình huấn luyện</w:t>
       </w:r>
-      <w:bookmarkEnd w:id="108"/>
+      <w:bookmarkEnd w:id="109"/>
     </w:p>
     <w:p>
       <w:pPr>
@@ -26626,6 +26715,7 @@
         </w:numPr>
       </w:pPr>
       <w:r>
+        <w:lastRenderedPageBreak/>
         <w:t>Checkpoint 3 – Chia Train/Test: Dữ liệu được chia 320 mẫu train và 80 mẫu test bằng stratified split.</w:t>
       </w:r>
     </w:p>
@@ -26668,14 +26758,14 @@
           <w:lang w:eastAsia="vi-VN"/>
         </w:rPr>
       </w:pPr>
-      <w:bookmarkStart w:id="109" w:name="_Toc241409978"/>
+      <w:bookmarkStart w:id="110" w:name="_Toc241409978"/>
       <w:r>
         <w:rPr>
           <w:lang w:eastAsia="vi-VN"/>
         </w:rPr>
         <w:t>So sánh các mô hình</w:t>
       </w:r>
-      <w:bookmarkEnd w:id="109"/>
+      <w:bookmarkEnd w:id="110"/>
     </w:p>
     <w:tbl>
       <w:tblPr>
@@ -27258,21 +27348,22 @@
       <w:pPr>
         <w:pStyle w:val="Heading1"/>
       </w:pPr>
-      <w:bookmarkStart w:id="110" w:name="_Toc241409979"/>
-      <w:r>
+      <w:bookmarkStart w:id="111" w:name="_Toc241409979"/>
+      <w:r>
+        <w:lastRenderedPageBreak/>
         <w:t>EVALUATION – ĐÁNH GIÁ VÀ CHỌN MÔ HÌNH</w:t>
       </w:r>
-      <w:bookmarkEnd w:id="110"/>
+      <w:bookmarkEnd w:id="111"/>
     </w:p>
     <w:p>
       <w:pPr>
         <w:pStyle w:val="Mcln"/>
       </w:pPr>
-      <w:bookmarkStart w:id="111" w:name="_Toc241409980"/>
+      <w:bookmarkStart w:id="112" w:name="_Toc241409980"/>
       <w:r>
         <w:t>Mục tiêu đánh giá</w:t>
       </w:r>
-      <w:bookmarkEnd w:id="111"/>
+      <w:bookmarkEnd w:id="112"/>
     </w:p>
     <w:p>
       <w:pPr>
@@ -27524,11 +27615,11 @@
       <w:pPr>
         <w:pStyle w:val="Mcln"/>
       </w:pPr>
-      <w:bookmarkStart w:id="112" w:name="_Toc241409981"/>
+      <w:bookmarkStart w:id="113" w:name="_Toc241409981"/>
       <w:r>
         <w:t>Các chỉ số đánh giá</w:t>
       </w:r>
-      <w:bookmarkEnd w:id="112"/>
+      <w:bookmarkEnd w:id="113"/>
     </w:p>
     <w:p>
       <w:pPr>
@@ -27540,7 +27631,7 @@
           <w:szCs w:val="26"/>
         </w:rPr>
       </w:pPr>
-      <w:bookmarkStart w:id="113" w:name="_Toc241409982"/>
+      <w:bookmarkStart w:id="114" w:name="_Toc241409982"/>
       <w:r>
         <w:rPr>
           <w:rFonts w:ascii="Times New Roman" w:hAnsi="Times New Roman"/>
@@ -27549,7 +27640,7 @@
         </w:rPr>
         <w:t>5.2.1. Accuracy</w:t>
       </w:r>
-      <w:bookmarkEnd w:id="113"/>
+      <w:bookmarkEnd w:id="114"/>
     </w:p>
     <w:p>
       <w:pPr>
@@ -27601,7 +27692,7 @@
           <w:szCs w:val="26"/>
         </w:rPr>
       </w:pPr>
-      <w:bookmarkStart w:id="114" w:name="_Toc241409983"/>
+      <w:bookmarkStart w:id="115" w:name="_Toc241409983"/>
       <w:r>
         <w:rPr>
           <w:rFonts w:ascii="Times New Roman" w:hAnsi="Times New Roman"/>
@@ -27610,7 +27701,7 @@
         </w:rPr>
         <w:t>5.2.2. Precision</w:t>
       </w:r>
-      <w:bookmarkEnd w:id="114"/>
+      <w:bookmarkEnd w:id="115"/>
     </w:p>
     <w:p>
       <w:pPr>
@@ -27662,16 +27753,17 @@
           <w:szCs w:val="26"/>
         </w:rPr>
       </w:pPr>
-      <w:bookmarkStart w:id="115" w:name="_Toc241409984"/>
+      <w:bookmarkStart w:id="116" w:name="_Toc241409984"/>
       <w:r>
         <w:rPr>
           <w:rFonts w:ascii="Times New Roman" w:hAnsi="Times New Roman"/>
           <w:color w:val="auto"/>
           <w:szCs w:val="26"/>
         </w:rPr>
+        <w:lastRenderedPageBreak/>
         <w:t>5.2.3. Recall</w:t>
       </w:r>
-      <w:bookmarkEnd w:id="115"/>
+      <w:bookmarkEnd w:id="116"/>
     </w:p>
     <w:p>
       <w:pPr>
@@ -27723,7 +27815,7 @@
           <w:szCs w:val="26"/>
         </w:rPr>
       </w:pPr>
-      <w:bookmarkStart w:id="116" w:name="_Toc241409985"/>
+      <w:bookmarkStart w:id="117" w:name="_Toc241409985"/>
       <w:r>
         <w:rPr>
           <w:rFonts w:ascii="Times New Roman" w:hAnsi="Times New Roman"/>
@@ -27732,7 +27824,7 @@
         </w:rPr>
         <w:t>5.2.4. F1-score</w:t>
       </w:r>
-      <w:bookmarkEnd w:id="116"/>
+      <w:bookmarkEnd w:id="117"/>
     </w:p>
     <w:p>
       <w:pPr>
@@ -27832,7 +27924,7 @@
           <w:szCs w:val="26"/>
         </w:rPr>
       </w:pPr>
-      <w:bookmarkStart w:id="117" w:name="_Toc241409986"/>
+      <w:bookmarkStart w:id="118" w:name="_Toc241409986"/>
       <w:r>
         <w:rPr>
           <w:rFonts w:ascii="Times New Roman" w:hAnsi="Times New Roman"/>
@@ -27841,7 +27933,7 @@
         </w:rPr>
         <w:t>5.2.5. ROC-AUC</w:t>
       </w:r>
-      <w:bookmarkEnd w:id="117"/>
+      <w:bookmarkEnd w:id="118"/>
     </w:p>
     <w:p>
       <w:pPr>
@@ -27871,7 +27963,7 @@
           <w:szCs w:val="26"/>
         </w:rPr>
       </w:pPr>
-      <w:bookmarkStart w:id="118" w:name="_Toc241409987"/>
+      <w:bookmarkStart w:id="119" w:name="_Toc241409987"/>
       <w:r>
         <w:rPr>
           <w:rFonts w:ascii="Times New Roman" w:hAnsi="Times New Roman"/>
@@ -27880,7 +27972,7 @@
         </w:rPr>
         <w:t>5.2.6. PR-AUC</w:t>
       </w:r>
-      <w:bookmarkEnd w:id="118"/>
+      <w:bookmarkEnd w:id="119"/>
     </w:p>
     <w:p>
       <w:pPr>
@@ -27910,7 +28002,7 @@
           <w:szCs w:val="26"/>
         </w:rPr>
       </w:pPr>
-      <w:bookmarkStart w:id="119" w:name="_Toc241409988"/>
+      <w:bookmarkStart w:id="120" w:name="_Toc241409988"/>
       <w:r>
         <w:rPr>
           <w:rFonts w:ascii="Times New Roman" w:hAnsi="Times New Roman"/>
@@ -27919,7 +28011,7 @@
         </w:rPr>
         <w:t>5.2.7. Confusion Matrix</w:t>
       </w:r>
-      <w:bookmarkEnd w:id="119"/>
+      <w:bookmarkEnd w:id="120"/>
     </w:p>
     <w:p>
       <w:pPr>
@@ -28075,6 +28167,7 @@
         <w:rPr>
           <w:szCs w:val="26"/>
         </w:rPr>
+        <w:lastRenderedPageBreak/>
         <w:t>Đối với bài toán hỗ trợ sàng lọc, FN cần được theo dõi vì đây là trường hợp mô hình không phát hiện một mẫu thuộc lớp CKD.</w:t>
       </w:r>
     </w:p>
@@ -28082,11 +28175,11 @@
       <w:pPr>
         <w:pStyle w:val="Mcln"/>
       </w:pPr>
-      <w:bookmarkStart w:id="120" w:name="_Toc241409989"/>
+      <w:bookmarkStart w:id="121" w:name="_Toc241409989"/>
       <w:r>
         <w:t>Kết quả chi tiết trên test set</w:t>
       </w:r>
-      <w:bookmarkEnd w:id="120"/>
+      <w:bookmarkEnd w:id="121"/>
     </w:p>
     <w:tbl>
       <w:tblPr>
@@ -29350,7 +29443,7 @@
           <w:lang w:val="vi-VN" w:eastAsia="vi-VN"/>
         </w:rPr>
       </w:pPr>
-      <w:bookmarkStart w:id="121" w:name="_Toc241408154"/>
+      <w:bookmarkStart w:id="122" w:name="_Toc241408154"/>
       <w:r>
         <w:t xml:space="preserve">Bảng </w:t>
       </w:r>
@@ -29405,7 +29498,7 @@
         </w:rPr>
         <w:t>Kết quả đánh giá chi tiết của các mô hình trên tập kiểm tra (Test Set)</w:t>
       </w:r>
-      <w:bookmarkEnd w:id="121"/>
+      <w:bookmarkEnd w:id="122"/>
     </w:p>
     <w:p>
       <w:pPr>
@@ -29424,11 +29517,12 @@
       <w:pPr>
         <w:pStyle w:val="Mcln"/>
       </w:pPr>
-      <w:bookmarkStart w:id="122" w:name="_Toc241409990"/>
-      <w:r>
+      <w:bookmarkStart w:id="123" w:name="_Toc241409990"/>
+      <w:r>
+        <w:lastRenderedPageBreak/>
         <w:t>Phân tích Confusion Matrix</w:t>
       </w:r>
-      <w:bookmarkEnd w:id="122"/>
+      <w:bookmarkEnd w:id="123"/>
     </w:p>
     <w:p>
       <w:pPr>
@@ -29494,11 +29588,11 @@
       <w:pPr>
         <w:pStyle w:val="hnh"/>
       </w:pPr>
-      <w:bookmarkStart w:id="123" w:name="_Toc241408258"/>
+      <w:bookmarkStart w:id="124" w:name="_Toc241408258"/>
       <w:r>
         <w:t>Hình 5.1 Confusion Matrix</w:t>
       </w:r>
-      <w:bookmarkEnd w:id="123"/>
+      <w:bookmarkEnd w:id="124"/>
     </w:p>
     <w:p>
       <w:pPr>
@@ -30395,7 +30489,7 @@
       <w:pPr>
         <w:pStyle w:val="Caption"/>
       </w:pPr>
-      <w:bookmarkStart w:id="124" w:name="_Toc241408155"/>
+      <w:bookmarkStart w:id="125" w:name="_Toc241408155"/>
       <w:r>
         <w:t xml:space="preserve">Bảng </w:t>
       </w:r>
@@ -30444,7 +30538,7 @@
       <w:r>
         <w:t>Kết quả Confusion Matrix trên tập kiểm tra (80 mẫu)</w:t>
       </w:r>
-      <w:bookmarkEnd w:id="124"/>
+      <w:bookmarkEnd w:id="125"/>
     </w:p>
     <w:p>
       <w:pPr>
@@ -30479,14 +30573,15 @@
       <w:pPr>
         <w:pStyle w:val="Mcln"/>
       </w:pPr>
-      <w:bookmarkStart w:id="125" w:name="_Toc241409991"/>
-      <w:r>
+      <w:bookmarkStart w:id="126" w:name="_Toc241409991"/>
+      <w:r>
+        <w:lastRenderedPageBreak/>
         <w:t xml:space="preserve">ROC </w:t>
       </w:r>
       <w:r>
         <w:t>Curve</w:t>
       </w:r>
-      <w:bookmarkEnd w:id="125"/>
+      <w:bookmarkEnd w:id="126"/>
     </w:p>
     <w:p>
       <w:pPr>
@@ -30551,11 +30646,11 @@
       <w:pPr>
         <w:pStyle w:val="hnh"/>
       </w:pPr>
-      <w:bookmarkStart w:id="126" w:name="_Toc241408259"/>
+      <w:bookmarkStart w:id="127" w:name="_Toc241408259"/>
       <w:r>
         <w:t>Hình 5.2 ROC Curve của các mô hình trên tập Test</w:t>
       </w:r>
-      <w:bookmarkEnd w:id="126"/>
+      <w:bookmarkEnd w:id="127"/>
     </w:p>
     <w:p>
       <w:pPr>
@@ -30862,11 +30957,12 @@
       <w:pPr>
         <w:pStyle w:val="Mcln"/>
       </w:pPr>
-      <w:bookmarkStart w:id="127" w:name="_Toc241409992"/>
-      <w:r>
+      <w:bookmarkStart w:id="128" w:name="_Toc241409992"/>
+      <w:r>
+        <w:lastRenderedPageBreak/>
         <w:t>So sánh tổng hợp các mô hình và lựa chọn mô hình triển khai</w:t>
       </w:r>
-      <w:bookmarkEnd w:id="127"/>
+      <w:bookmarkEnd w:id="128"/>
     </w:p>
     <w:p>
       <w:r>
@@ -30937,11 +31033,11 @@
       <w:pPr>
         <w:pStyle w:val="hnh"/>
       </w:pPr>
-      <w:bookmarkStart w:id="128" w:name="_Toc241408260"/>
+      <w:bookmarkStart w:id="129" w:name="_Toc241408260"/>
       <w:r>
         <w:t>Hình 5.3 So sánh các metric của các mô hình trên Test Set</w:t>
       </w:r>
-      <w:bookmarkEnd w:id="128"/>
+      <w:bookmarkEnd w:id="129"/>
     </w:p>
     <w:p>
       <w:pPr>
@@ -31099,6 +31195,7 @@
               <w:rPr>
                 <w:b/>
               </w:rPr>
+              <w:lastRenderedPageBreak/>
               <w:t>Model</w:t>
             </w:r>
           </w:p>
@@ -31841,6 +31938,9 @@
             </w:r>
             <w:r>
               <w:br/>
+            </w:r>
+            <w:r>
+              <w:lastRenderedPageBreak/>
               <w:t>Gap 0.0204</w:t>
             </w:r>
           </w:p>
@@ -31862,6 +31962,7 @@
               </w:rPr>
             </w:pPr>
             <w:r>
+              <w:lastRenderedPageBreak/>
               <w:t>0.402 ms/mẫu</w:t>
             </w:r>
           </w:p>
@@ -31904,7 +32005,11 @@
               </w:rPr>
             </w:pPr>
             <w:r>
-              <w:t>Nhạy với khoảng cách và dữ liệu nhiễu</w:t>
+              <w:t xml:space="preserve">Nhạy với khoảng cách và </w:t>
+            </w:r>
+            <w:r>
+              <w:lastRenderedPageBreak/>
+              <w:t>dữ liệu nhiễu</w:t>
             </w:r>
           </w:p>
         </w:tc>
@@ -31931,6 +32036,7 @@
               </w:rPr>
             </w:pPr>
             <w:r>
+              <w:lastRenderedPageBreak/>
               <w:t>Model 4</w:t>
             </w:r>
             <w:r>
@@ -32079,7 +32185,7 @@
       <w:pPr>
         <w:pStyle w:val="Caption"/>
       </w:pPr>
-      <w:bookmarkStart w:id="129" w:name="_Toc241408156"/>
+      <w:bookmarkStart w:id="130" w:name="_Toc241408156"/>
       <w:r>
         <w:t xml:space="preserve">Bảng </w:t>
       </w:r>
@@ -32134,17 +32240,17 @@
         </w:rPr>
         <w:t>So sánh tổng hợp các mô hình và cơ sở lựa chọn mô hình cuối cùng</w:t>
       </w:r>
-      <w:bookmarkEnd w:id="129"/>
+      <w:bookmarkEnd w:id="130"/>
     </w:p>
     <w:p>
       <w:pPr>
         <w:pStyle w:val="Mcln"/>
       </w:pPr>
-      <w:bookmarkStart w:id="130" w:name="_Toc241409993"/>
+      <w:bookmarkStart w:id="131" w:name="_Toc241409993"/>
       <w:r>
         <w:t>Hạn chế của kết quả đánh giá</w:t>
       </w:r>
-      <w:bookmarkEnd w:id="130"/>
+      <w:bookmarkEnd w:id="131"/>
     </w:p>
     <w:p>
       <w:pPr>
@@ -32369,17 +32475,18 @@
       <w:pPr>
         <w:pStyle w:val="Heading1"/>
       </w:pPr>
-      <w:bookmarkStart w:id="131" w:name="_Toc241409994"/>
-      <w:r>
+      <w:bookmarkStart w:id="132" w:name="_Toc241409994"/>
+      <w:r>
+        <w:lastRenderedPageBreak/>
         <w:t>MODEL PACKAGING – ĐÓNG GÓI MÔ HÌNH</w:t>
       </w:r>
-      <w:bookmarkEnd w:id="131"/>
+      <w:bookmarkEnd w:id="132"/>
     </w:p>
     <w:p>
       <w:pPr>
         <w:pStyle w:val="Mcln"/>
       </w:pPr>
-      <w:bookmarkStart w:id="132" w:name="_Toc241409995"/>
+      <w:bookmarkStart w:id="133" w:name="_Toc241409995"/>
       <w:r>
         <w:t xml:space="preserve">Mục </w:t>
       </w:r>
@@ -32392,7 +32499,7 @@
       <w:r>
         <w:t>đóng gói</w:t>
       </w:r>
-      <w:bookmarkEnd w:id="132"/>
+      <w:bookmarkEnd w:id="133"/>
     </w:p>
     <w:p>
       <w:pPr>
@@ -32563,11 +32670,11 @@
       <w:pPr>
         <w:pStyle w:val="Mcln"/>
       </w:pPr>
-      <w:bookmarkStart w:id="133" w:name="_Toc241409996"/>
+      <w:bookmarkStart w:id="134" w:name="_Toc241409996"/>
       <w:r>
         <w:t>Model Pipeline</w:t>
       </w:r>
-      <w:bookmarkEnd w:id="133"/>
+      <w:bookmarkEnd w:id="134"/>
       <w:r>
         <w:t xml:space="preserve"> </w:t>
       </w:r>
@@ -32832,6 +32939,7 @@
           <w:sz w:val="26"/>
           <w:szCs w:val="26"/>
         </w:rPr>
+        <w:lastRenderedPageBreak/>
         <w:t>Việc lưu cả preprocessing và estimator trong cùng Pipeline giúp đảm bảo dữ liệu inference được xử lý giống dữ liệu lúc huấn luyện.</w:t>
       </w:r>
     </w:p>
@@ -32853,11 +32961,11 @@
       <w:pPr>
         <w:pStyle w:val="Mcln"/>
       </w:pPr>
-      <w:bookmarkStart w:id="134" w:name="_Toc241409997"/>
+      <w:bookmarkStart w:id="135" w:name="_Toc241409997"/>
       <w:r>
         <w:t>Các artifact</w:t>
       </w:r>
-      <w:bookmarkEnd w:id="134"/>
+      <w:bookmarkEnd w:id="135"/>
       <w:r>
         <w:t xml:space="preserve"> </w:t>
       </w:r>
@@ -33226,11 +33334,11 @@
       <w:pPr>
         <w:pStyle w:val="Mcln"/>
       </w:pPr>
-      <w:bookmarkStart w:id="135" w:name="_Toc241409998"/>
+      <w:bookmarkStart w:id="136" w:name="_Toc241409998"/>
       <w:r>
         <w:t>Load model khi AI Service khởi động</w:t>
       </w:r>
-      <w:bookmarkEnd w:id="135"/>
+      <w:bookmarkEnd w:id="136"/>
     </w:p>
     <w:p>
       <w:pPr>
@@ -33288,6 +33396,7 @@
           <w:szCs w:val="26"/>
           <w:lang w:val="vi-VN" w:eastAsia="vi-VN"/>
         </w:rPr>
+        <w:lastRenderedPageBreak/>
         <w:drawing>
           <wp:inline distT="0" distB="0" distL="0" distR="0" wp14:anchorId="262C5610" wp14:editId="0DEE733D">
             <wp:extent cx="2762196" cy="7897090"/>
@@ -33332,7 +33441,7 @@
           <w:lang w:val="vi-VN" w:eastAsia="vi-VN"/>
         </w:rPr>
       </w:pPr>
-      <w:bookmarkStart w:id="136" w:name="_Toc241408261"/>
+      <w:bookmarkStart w:id="137" w:name="_Toc241408261"/>
       <w:r>
         <w:t xml:space="preserve">Hình 6.1 Quy trình </w:t>
       </w:r>
@@ -33342,27 +33451,28 @@
         </w:rPr>
         <w:t>khởi tạo và nạp mô hình của AI Service</w:t>
       </w:r>
-      <w:bookmarkEnd w:id="136"/>
+      <w:bookmarkEnd w:id="137"/>
     </w:p>
     <w:p>
       <w:pPr>
         <w:pStyle w:val="Heading1"/>
       </w:pPr>
-      <w:bookmarkStart w:id="137" w:name="_Toc241409999"/>
-      <w:r>
+      <w:bookmarkStart w:id="138" w:name="_Toc241409999"/>
+      <w:r>
+        <w:lastRenderedPageBreak/>
         <w:t>THIẾT KẾ VÀ XÂY DỰNG HỆ THỐNG</w:t>
       </w:r>
-      <w:bookmarkEnd w:id="137"/>
+      <w:bookmarkEnd w:id="138"/>
     </w:p>
     <w:p>
       <w:pPr>
         <w:pStyle w:val="Mcln"/>
       </w:pPr>
-      <w:bookmarkStart w:id="138" w:name="_Toc241410000"/>
+      <w:bookmarkStart w:id="139" w:name="_Toc241410000"/>
       <w:r>
         <w:t>Kiến trúc tổng thể</w:t>
       </w:r>
-      <w:bookmarkEnd w:id="138"/>
+      <w:bookmarkEnd w:id="139"/>
     </w:p>
     <w:p>
       <w:pPr>
@@ -33434,7 +33544,7 @@
       <w:r>
         <w:tab/>
       </w:r>
-      <w:bookmarkStart w:id="139" w:name="_Toc241408262"/>
+      <w:bookmarkStart w:id="140" w:name="_Toc241408262"/>
       <w:r>
         <w:rPr>
           <w:lang w:val="vi-VN" w:eastAsia="vi-VN"/>
@@ -33447,17 +33557,18 @@
         </w:rPr>
         <w:t xml:space="preserve"> Kiến trúc triển khai hệ thống CKD AI Web App</w:t>
       </w:r>
-      <w:bookmarkEnd w:id="139"/>
+      <w:bookmarkEnd w:id="140"/>
     </w:p>
     <w:p>
       <w:pPr>
         <w:pStyle w:val="Mcln"/>
       </w:pPr>
-      <w:bookmarkStart w:id="140" w:name="_Toc241410001"/>
-      <w:r>
+      <w:bookmarkStart w:id="141" w:name="_Toc241410001"/>
+      <w:r>
+        <w:lastRenderedPageBreak/>
         <w:t>Frontend</w:t>
       </w:r>
-      <w:bookmarkEnd w:id="140"/>
+      <w:bookmarkEnd w:id="141"/>
     </w:p>
     <w:p>
       <w:pPr>
@@ -33773,11 +33884,11 @@
       <w:pPr>
         <w:pStyle w:val="Mcln"/>
       </w:pPr>
-      <w:bookmarkStart w:id="141" w:name="_Toc241410002"/>
+      <w:bookmarkStart w:id="142" w:name="_Toc241410002"/>
       <w:r>
         <w:t>Backend Node.js/Express</w:t>
       </w:r>
-      <w:bookmarkEnd w:id="141"/>
+      <w:bookmarkEnd w:id="142"/>
     </w:p>
     <w:p>
       <w:pPr>
@@ -33988,6 +34099,7 @@
           <w:sz w:val="26"/>
           <w:szCs w:val="26"/>
         </w:rPr>
+        <w:lastRenderedPageBreak/>
         <w:t>Xử lý lỗi dependency.</w:t>
       </w:r>
     </w:p>
@@ -34049,11 +34161,11 @@
       <w:pPr>
         <w:pStyle w:val="Mcln"/>
       </w:pPr>
-      <w:bookmarkStart w:id="142" w:name="_Toc241410003"/>
+      <w:bookmarkStart w:id="143" w:name="_Toc241410003"/>
       <w:r>
         <w:t>AI Service</w:t>
       </w:r>
-      <w:bookmarkEnd w:id="142"/>
+      <w:bookmarkEnd w:id="143"/>
     </w:p>
     <w:p>
       <w:pPr>
@@ -34425,11 +34537,11 @@
       <w:pPr>
         <w:pStyle w:val="Mcln"/>
       </w:pPr>
-      <w:bookmarkStart w:id="143" w:name="_Toc241410004"/>
+      <w:bookmarkStart w:id="144" w:name="_Toc241410004"/>
       <w:r>
         <w:t>MongoDB</w:t>
       </w:r>
-      <w:bookmarkEnd w:id="143"/>
+      <w:bookmarkEnd w:id="144"/>
     </w:p>
     <w:p>
       <w:pPr>
@@ -34500,6 +34612,7 @@
           <w:sz w:val="26"/>
           <w:szCs w:val="26"/>
         </w:rPr>
+        <w:lastRenderedPageBreak/>
         <w:t>MongoDB được chạy trong Docker Compose và sử dụng named volume để dữ liệu không mất khi container được recreate.</w:t>
       </w:r>
     </w:p>
@@ -34518,11 +34631,11 @@
       <w:pPr>
         <w:pStyle w:val="Mcln"/>
       </w:pPr>
-      <w:bookmarkStart w:id="144" w:name="_Toc241410005"/>
+      <w:bookmarkStart w:id="145" w:name="_Toc241410005"/>
       <w:r>
         <w:t>Request flow</w:t>
       </w:r>
-      <w:bookmarkEnd w:id="144"/>
+      <w:bookmarkEnd w:id="145"/>
     </w:p>
     <w:p>
       <w:pPr>
@@ -35032,6 +35145,7 @@
         <w:rPr>
           <w:szCs w:val="26"/>
         </w:rPr>
+        <w:lastRenderedPageBreak/>
         <w:t>Nếu lưu history thất bại, backend trả lỗi dependency thay vì báo rằng toàn bộ request prediction đã thành công.</w:t>
       </w:r>
     </w:p>
@@ -35039,11 +35153,11 @@
       <w:pPr>
         <w:pStyle w:val="Mcln"/>
       </w:pPr>
-      <w:bookmarkStart w:id="145" w:name="_Toc241410006"/>
+      <w:bookmarkStart w:id="146" w:name="_Toc241410006"/>
       <w:r>
         <w:t>Docker Compose</w:t>
       </w:r>
-      <w:bookmarkEnd w:id="145"/>
+      <w:bookmarkEnd w:id="146"/>
     </w:p>
     <w:p>
       <w:pPr>
@@ -35329,11 +35443,11 @@
       <w:pPr>
         <w:pStyle w:val="Mcln"/>
       </w:pPr>
-      <w:bookmarkStart w:id="146" w:name="_Toc241410007"/>
+      <w:bookmarkStart w:id="147" w:name="_Toc241410007"/>
       <w:r>
         <w:t>Port</w:t>
       </w:r>
-      <w:bookmarkEnd w:id="146"/>
+      <w:bookmarkEnd w:id="147"/>
     </w:p>
     <w:tbl>
       <w:tblPr>
@@ -35633,11 +35747,12 @@
       <w:pPr>
         <w:pStyle w:val="Mcln"/>
       </w:pPr>
-      <w:bookmarkStart w:id="147" w:name="_Toc241410008"/>
-      <w:r>
+      <w:bookmarkStart w:id="148" w:name="_Toc241410008"/>
+      <w:r>
+        <w:lastRenderedPageBreak/>
         <w:t>Biến môi trường</w:t>
       </w:r>
-      <w:bookmarkEnd w:id="147"/>
+      <w:bookmarkEnd w:id="148"/>
     </w:p>
     <w:p>
       <w:pPr>
@@ -36719,21 +36834,22 @@
       <w:pPr>
         <w:pStyle w:val="Heading1"/>
       </w:pPr>
-      <w:bookmarkStart w:id="148" w:name="_Toc241410009"/>
-      <w:r>
+      <w:bookmarkStart w:id="149" w:name="_Toc241410009"/>
+      <w:r>
+        <w:lastRenderedPageBreak/>
         <w:t>TRIỂN KHAI, KIỂM THỬ VÀ HIỆU NĂNG</w:t>
       </w:r>
-      <w:bookmarkEnd w:id="148"/>
+      <w:bookmarkEnd w:id="149"/>
     </w:p>
     <w:p>
       <w:pPr>
         <w:pStyle w:val="Mcln"/>
       </w:pPr>
-      <w:bookmarkStart w:id="149" w:name="_Toc241410010"/>
+      <w:bookmarkStart w:id="150" w:name="_Toc241410010"/>
       <w:r>
         <w:t>Kiến trúc triển khai hệ thống</w:t>
       </w:r>
-      <w:bookmarkEnd w:id="149"/>
+      <w:bookmarkEnd w:id="150"/>
     </w:p>
     <w:p>
       <w:r>
@@ -36755,11 +36871,11 @@
       <w:pPr>
         <w:pStyle w:val="Mcln"/>
       </w:pPr>
-      <w:bookmarkStart w:id="150" w:name="_Toc241410011"/>
+      <w:bookmarkStart w:id="151" w:name="_Toc241410011"/>
       <w:r>
         <w:t>Đóng gói mô hình Machine Learning</w:t>
       </w:r>
-      <w:bookmarkEnd w:id="150"/>
+      <w:bookmarkEnd w:id="151"/>
     </w:p>
     <w:p>
       <w:r>
@@ -36791,11 +36907,11 @@
       <w:pPr>
         <w:pStyle w:val="Mcln"/>
       </w:pPr>
-      <w:bookmarkStart w:id="151" w:name="_Toc241410012"/>
+      <w:bookmarkStart w:id="152" w:name="_Toc241410012"/>
       <w:r>
         <w:t>Xây dựng AI Service</w:t>
       </w:r>
-      <w:bookmarkEnd w:id="151"/>
+      <w:bookmarkEnd w:id="152"/>
     </w:p>
     <w:p>
       <w:r>
@@ -36804,6 +36920,7 @@
     </w:p>
     <w:p>
       <w:r>
+        <w:lastRenderedPageBreak/>
         <w:t>AI Service sử dụng mô hình đã được đóng gói thay vì huấn luyện lại trong mỗi request. Đây là cách tiếp cận phù hợp với hệ thống dự đoán trực tuyến vì quá trình training được thực hiện trước, còn API chỉ thực hiện inference.</w:t>
       </w:r>
     </w:p>
@@ -36824,11 +36941,11 @@
       <w:pPr>
         <w:pStyle w:val="Mcln"/>
       </w:pPr>
-      <w:bookmarkStart w:id="152" w:name="_Toc241410013"/>
+      <w:bookmarkStart w:id="153" w:name="_Toc241410013"/>
       <w:r>
         <w:t>Xây dựng Backend API</w:t>
       </w:r>
-      <w:bookmarkEnd w:id="152"/>
+      <w:bookmarkEnd w:id="153"/>
     </w:p>
     <w:p>
       <w:r>
@@ -36854,11 +36971,11 @@
       <w:pPr>
         <w:pStyle w:val="Mcln"/>
       </w:pPr>
-      <w:bookmarkStart w:id="153" w:name="_Toc241410014"/>
+      <w:bookmarkStart w:id="154" w:name="_Toc241410014"/>
       <w:r>
         <w:t>Tích hợp Frontend với hệ thống Backend</w:t>
       </w:r>
-      <w:bookmarkEnd w:id="153"/>
+      <w:bookmarkEnd w:id="154"/>
     </w:p>
     <w:p>
       <w:r>
@@ -36877,6 +36994,7 @@
     </w:p>
     <w:p>
       <w:r>
+        <w:lastRenderedPageBreak/>
         <w:t>Kết quả phản hồi có thể bao gồm: kết quả dự đoán; xác suất dự đoán; phiên bản mô hình; Request ID; thông tin giải thích kết quả; và thông tin lịch sử dự đoán.</w:t>
       </w:r>
     </w:p>
@@ -36889,11 +37007,11 @@
       <w:pPr>
         <w:pStyle w:val="Mcln"/>
       </w:pPr>
-      <w:bookmarkStart w:id="154" w:name="_Toc241410015"/>
+      <w:bookmarkStart w:id="155" w:name="_Toc241410015"/>
       <w:r>
         <w:t>Triển khai hệ thống bằng Docker Compose</w:t>
       </w:r>
-      <w:bookmarkEnd w:id="154"/>
+      <w:bookmarkEnd w:id="155"/>
     </w:p>
     <w:p>
       <w:r>
@@ -36924,11 +37042,11 @@
       <w:pPr>
         <w:pStyle w:val="Mcln"/>
       </w:pPr>
-      <w:bookmarkStart w:id="155" w:name="_Toc241410016"/>
+      <w:bookmarkStart w:id="156" w:name="_Toc241410016"/>
       <w:r>
         <w:t>Kiểm thử các API</w:t>
       </w:r>
-      <w:bookmarkEnd w:id="155"/>
+      <w:bookmarkEnd w:id="156"/>
     </w:p>
     <w:p>
       <w:r>
@@ -36947,6 +37065,7 @@
     </w:p>
     <w:p>
       <w:r>
+        <w:lastRenderedPageBreak/>
         <w:t>Ngoài ra, bộ smoke test của hệ thống ghi nhận: 27 PASS – 0 FAIL – 0 BLOCKED.</w:t>
       </w:r>
     </w:p>
@@ -36962,11 +37081,11 @@
       <w:pPr>
         <w:pStyle w:val="Mcln"/>
       </w:pPr>
-      <w:bookmarkStart w:id="156" w:name="_Toc241410017"/>
+      <w:bookmarkStart w:id="157" w:name="_Toc241410017"/>
       <w:r>
         <w:t>Kiểm thử chức năng dự đoán</w:t>
       </w:r>
-      <w:bookmarkEnd w:id="156"/>
+      <w:bookmarkEnd w:id="157"/>
     </w:p>
     <w:p>
       <w:r>
@@ -36987,11 +37106,11 @@
       <w:pPr>
         <w:pStyle w:val="Mcln"/>
       </w:pPr>
-      <w:bookmarkStart w:id="157" w:name="_Toc241410018"/>
+      <w:bookmarkStart w:id="158" w:name="_Toc241410018"/>
       <w:r>
         <w:t>Kiểm thử giao diện Web</w:t>
       </w:r>
-      <w:bookmarkEnd w:id="157"/>
+      <w:bookmarkEnd w:id="158"/>
     </w:p>
     <w:p>
       <w:r>
@@ -37008,6 +37127,7 @@
           <w:noProof/>
           <w:lang w:val="vi-VN" w:eastAsia="vi-VN"/>
         </w:rPr>
+        <w:lastRenderedPageBreak/>
         <w:drawing>
           <wp:inline distT="0" distB="0" distL="0" distR="0" wp14:anchorId="59637EDC" wp14:editId="20AC0C39">
             <wp:extent cx="5253182" cy="7825839"/>
@@ -37062,17 +37182,18 @@
       <w:pPr>
         <w:pStyle w:val="hnh"/>
       </w:pPr>
-      <w:bookmarkStart w:id="158" w:name="_Toc241408263"/>
+      <w:bookmarkStart w:id="159" w:name="_Toc241408263"/>
       <w:r>
         <w:t xml:space="preserve">Hình 8.1 </w:t>
       </w:r>
       <w:r>
         <w:t>Giao diện Web và kết quả dự đoán</w:t>
       </w:r>
-      <w:bookmarkEnd w:id="158"/>
-    </w:p>
-    <w:p>
-      <w:r>
+      <w:bookmarkEnd w:id="159"/>
+    </w:p>
+    <w:p>
+      <w:r>
+        <w:lastRenderedPageBreak/>
         <w:t>Các chức năng được kiểm tra gồm: hiển thị giao diện dự đoán; hiển thị các trường nhập dữ liệu; nhập dữ liệu bệnh nhân; gửi yêu cầu dự đoán; nhận và hiển thị kết quả; hiển thị request ID; hiển thị lịch sử dự đoán; và kiểm tra lỗi trên trình duyệt.</w:t>
       </w:r>
     </w:p>
@@ -37090,14 +37211,14 @@
       <w:pPr>
         <w:pStyle w:val="Mcln"/>
       </w:pPr>
-      <w:bookmarkStart w:id="159" w:name="_Toc241410019"/>
+      <w:bookmarkStart w:id="160" w:name="_Toc241410019"/>
       <w:r>
         <w:t xml:space="preserve">Kiểm thử </w:t>
       </w:r>
       <w:r>
         <w:t>chức năng</w:t>
       </w:r>
-      <w:bookmarkEnd w:id="159"/>
+      <w:bookmarkEnd w:id="160"/>
     </w:p>
     <w:tbl>
       <w:tblPr>
@@ -37536,7 +37657,7 @@
       <w:pPr>
         <w:pStyle w:val="Caption"/>
       </w:pPr>
-      <w:bookmarkStart w:id="160" w:name="_Toc241408157"/>
+      <w:bookmarkStart w:id="161" w:name="_Toc241408157"/>
       <w:r>
         <w:t xml:space="preserve">Bảng </w:t>
       </w:r>
@@ -37591,17 +37712,18 @@
         </w:rPr>
         <w:t>Kết quả kiểm thử các thành phần và hệ thống</w:t>
       </w:r>
-      <w:bookmarkEnd w:id="160"/>
+      <w:bookmarkEnd w:id="161"/>
     </w:p>
     <w:p>
       <w:pPr>
         <w:pStyle w:val="Mcln"/>
       </w:pPr>
-      <w:bookmarkStart w:id="161" w:name="_Toc241410020"/>
-      <w:r>
+      <w:bookmarkStart w:id="162" w:name="_Toc241410020"/>
+      <w:r>
+        <w:lastRenderedPageBreak/>
         <w:t>Các trường hợp đầu vào và lỗi</w:t>
       </w:r>
-      <w:bookmarkEnd w:id="161"/>
+      <w:bookmarkEnd w:id="162"/>
     </w:p>
     <w:tbl>
       <w:tblPr>
@@ -37956,7 +38078,7 @@
       <w:pPr>
         <w:pStyle w:val="Caption"/>
       </w:pPr>
-      <w:bookmarkStart w:id="162" w:name="_Toc241408158"/>
+      <w:bookmarkStart w:id="163" w:name="_Toc241408158"/>
       <w:r>
         <w:t xml:space="preserve">Bảng </w:t>
       </w:r>
@@ -38008,17 +38130,17 @@
         </w:rPr>
         <w:t>Các trường hợp kiểm thử lỗi và kết quả mong đợi của hệ thống</w:t>
       </w:r>
-      <w:bookmarkEnd w:id="162"/>
+      <w:bookmarkEnd w:id="163"/>
     </w:p>
     <w:p>
       <w:pPr>
         <w:pStyle w:val="Mcln"/>
       </w:pPr>
-      <w:bookmarkStart w:id="163" w:name="_Toc241410021"/>
+      <w:bookmarkStart w:id="164" w:name="_Toc241410021"/>
       <w:r>
         <w:t>Load test qua toàn bộ tuyến FE → BE → AI → DB</w:t>
       </w:r>
-      <w:bookmarkEnd w:id="163"/>
+      <w:bookmarkEnd w:id="164"/>
     </w:p>
     <w:p>
       <w:r>
@@ -38558,15 +38680,16 @@
           <w:lang w:val="vi-VN"/>
         </w:rPr>
       </w:pPr>
-      <w:bookmarkStart w:id="164" w:name="_Toc241410022"/>
-      <w:r>
-        <w:rPr>
-          <w:sz w:val="26"/>
-          <w:szCs w:val="26"/>
-        </w:rPr>
+      <w:bookmarkStart w:id="165" w:name="_Toc241410022"/>
+      <w:r>
+        <w:rPr>
+          <w:sz w:val="26"/>
+          <w:szCs w:val="26"/>
+        </w:rPr>
+        <w:lastRenderedPageBreak/>
         <w:t>KẾT LUẬN VÀ HƯỚNG PHÁT TRIỂN</w:t>
       </w:r>
-      <w:bookmarkEnd w:id="164"/>
+      <w:bookmarkEnd w:id="165"/>
     </w:p>
     <w:p>
       <w:pPr>
@@ -39032,11 +39155,12 @@
           <w:numId w:val="0"/>
         </w:numPr>
       </w:pPr>
-      <w:bookmarkStart w:id="165" w:name="_Toc241410023"/>
-      <w:r>
+      <w:bookmarkStart w:id="166" w:name="_Toc241410023"/>
+      <w:r>
+        <w:lastRenderedPageBreak/>
         <w:t>PHÂN CÔNG CÔNG VIỆC</w:t>
       </w:r>
-      <w:bookmarkEnd w:id="165"/>
+      <w:bookmarkEnd w:id="166"/>
     </w:p>
     <w:tbl>
       <w:tblPr>
@@ -39380,16 +39504,15 @@
           <w:lang w:val="vi-VN"/>
         </w:rPr>
       </w:pPr>
-      <w:bookmarkStart w:id="166" w:name="_Toc241410024"/>
-      <w:r>
-        <w:rPr>
-          <w:sz w:val="26"/>
-          <w:szCs w:val="26"/>
-        </w:rPr>
+      <w:bookmarkStart w:id="167" w:name="_Toc241410024"/>
+      <w:r>
+        <w:rPr>
+          <w:sz w:val="26"/>
+          <w:szCs w:val="26"/>
+        </w:rPr>
+        <w:lastRenderedPageBreak/>
         <w:t>TÀI LIỆU THAM KHẢO</w:t>
       </w:r>
-      <w:bookmarkEnd w:id="63"/>
-      <w:bookmarkEnd w:id="64"/>
       <w:bookmarkEnd w:id="65"/>
       <w:bookmarkEnd w:id="66"/>
       <w:bookmarkEnd w:id="67"/>
@@ -39398,7 +39521,9 @@
       <w:bookmarkEnd w:id="70"/>
       <w:bookmarkEnd w:id="71"/>
       <w:bookmarkEnd w:id="72"/>
-      <w:bookmarkEnd w:id="166"/>
+      <w:bookmarkEnd w:id="73"/>
+      <w:bookmarkEnd w:id="74"/>
+      <w:bookmarkEnd w:id="167"/>
     </w:p>
     <w:tbl>
       <w:tblPr>
@@ -39471,8 +39596,6 @@
               </w:rPr>
               <w:t xml:space="preserve"> máy cơ bản.</w:t>
             </w:r>
-            <w:bookmarkStart w:id="167" w:name="_GoBack"/>
-            <w:bookmarkEnd w:id="167"/>
           </w:p>
         </w:tc>
       </w:tr>
@@ -39864,6 +39987,7 @@
         <w:docPartGallery w:val="AutoText"/>
       </w:docPartObj>
     </w:sdtPr>
+    <w:sdtEndPr/>
     <w:sdtContent>
       <w:p>
         <w:pPr>
@@ -39883,7 +40007,7 @@
           <w:rPr>
             <w:noProof/>
           </w:rPr>
-          <w:t>72</w:t>
+          <w:t>14</w:t>
         </w:r>
         <w:r>
           <w:fldChar w:fldCharType="end"/>
@@ -47003,7 +47127,7 @@
 </file>
 
 <file path=customXml/itemProps2.xml><?xml version="1.0" encoding="utf-8"?>
-<ds:datastoreItem xmlns:ds="http://schemas.openxmlformats.org/officeDocument/2006/customXml" ds:itemID="{3C1EB1A2-74D3-459D-89F7-6115A62E8D2A}">
+<ds:datastoreItem xmlns:ds="http://schemas.openxmlformats.org/officeDocument/2006/customXml" ds:itemID="{E2B1D59F-B0B4-4E2F-8CE8-FF6494B3A76E}">
   <ds:schemaRefs>
     <ds:schemaRef ds:uri="http://schemas.openxmlformats.org/officeDocument/2006/bibliography"/>
   </ds:schemaRefs>
